--- a/int Prep/Prereq - Interview prep.docx
+++ b/int Prep/Prereq - Interview prep.docx
@@ -16564,6 +16564,1583 @@
         </w:drawing>
       </w:r>
     </w:p>
+    <w:p>
+      <w:pPr>
+        <w:pStyle w:val="Heading3"/>
+        <w:spacing w:before="280"/>
+        <w:rPr>
+          <w:b w:val="0"/>
+          <w:color w:val="000000"/>
+          <w:sz w:val="26"/>
+          <w:szCs w:val="26"/>
+        </w:rPr>
+      </w:pPr>
+      <w:r>
+        <w:rPr>
+          <w:color w:val="000000"/>
+          <w:sz w:val="26"/>
+          <w:szCs w:val="26"/>
+        </w:rPr>
+        <w:t>Mastering Array Methods</w:t>
+      </w:r>
+    </w:p>
+    <w:p>
+      <w:pPr>
+        <w:numPr>
+          <w:ilvl w:val="0"/>
+          <w:numId w:val="21"/>
+        </w:numPr>
+        <w:spacing w:before="240" w:after="0" w:line="276" w:lineRule="auto"/>
+      </w:pPr>
+      <w:r>
+        <w:t xml:space="preserve">How would you create polyfills for common array methods like </w:t>
+      </w:r>
+      <w:r>
+        <w:rPr>
+          <w:rFonts w:ascii="Roboto Mono" w:eastAsia="Roboto Mono" w:hAnsi="Roboto Mono" w:cs="Roboto Mono"/>
+          <w:color w:val="188038"/>
+        </w:rPr>
+        <w:t>map</w:t>
+      </w:r>
+      <w:r>
+        <w:t xml:space="preserve">, </w:t>
+      </w:r>
+      <w:r>
+        <w:rPr>
+          <w:rFonts w:ascii="Roboto Mono" w:eastAsia="Roboto Mono" w:hAnsi="Roboto Mono" w:cs="Roboto Mono"/>
+          <w:color w:val="188038"/>
+        </w:rPr>
+        <w:t>filter</w:t>
+      </w:r>
+      <w:r>
+        <w:t xml:space="preserve">, </w:t>
+      </w:r>
+      <w:r>
+        <w:rPr>
+          <w:rFonts w:ascii="Roboto Mono" w:eastAsia="Roboto Mono" w:hAnsi="Roboto Mono" w:cs="Roboto Mono"/>
+          <w:color w:val="188038"/>
+        </w:rPr>
+        <w:t>reduce</w:t>
+      </w:r>
+      <w:r>
+        <w:t xml:space="preserve">, and </w:t>
+      </w:r>
+      <w:r>
+        <w:rPr>
+          <w:rFonts w:ascii="Roboto Mono" w:eastAsia="Roboto Mono" w:hAnsi="Roboto Mono" w:cs="Roboto Mono"/>
+          <w:color w:val="188038"/>
+        </w:rPr>
+        <w:t>forEach</w:t>
+      </w:r>
+      <w:r>
+        <w:t>?</w:t>
+      </w:r>
+    </w:p>
+    <w:p>
+      <w:pPr>
+        <w:numPr>
+          <w:ilvl w:val="0"/>
+          <w:numId w:val="21"/>
+        </w:numPr>
+        <w:spacing w:after="0" w:line="276" w:lineRule="auto"/>
+      </w:pPr>
+      <w:r>
+        <w:t xml:space="preserve">What is the difference between </w:t>
+      </w:r>
+      <w:r>
+        <w:rPr>
+          <w:rFonts w:ascii="Roboto Mono" w:eastAsia="Roboto Mono" w:hAnsi="Roboto Mono" w:cs="Roboto Mono"/>
+          <w:color w:val="188038"/>
+        </w:rPr>
+        <w:t>splice</w:t>
+      </w:r>
+      <w:r>
+        <w:t xml:space="preserve"> and </w:t>
+      </w:r>
+      <w:r>
+        <w:rPr>
+          <w:rFonts w:ascii="Roboto Mono" w:eastAsia="Roboto Mono" w:hAnsi="Roboto Mono" w:cs="Roboto Mono"/>
+          <w:color w:val="188038"/>
+        </w:rPr>
+        <w:t>slice</w:t>
+      </w:r>
+      <w:r>
+        <w:t xml:space="preserve"> in JavaScript?</w:t>
+      </w:r>
+    </w:p>
+    <w:p>
+      <w:pPr>
+        <w:numPr>
+          <w:ilvl w:val="0"/>
+          <w:numId w:val="21"/>
+        </w:numPr>
+        <w:spacing w:after="0" w:line="276" w:lineRule="auto"/>
+      </w:pPr>
+      <w:r>
+        <w:t xml:space="preserve">How would you implement the </w:t>
+      </w:r>
+      <w:r>
+        <w:rPr>
+          <w:rFonts w:ascii="Roboto Mono" w:eastAsia="Roboto Mono" w:hAnsi="Roboto Mono" w:cs="Roboto Mono"/>
+          <w:color w:val="188038"/>
+        </w:rPr>
+        <w:t>Array.prototype.flat</w:t>
+      </w:r>
+      <w:r>
+        <w:t xml:space="preserve"> method in JavaScript?</w:t>
+      </w:r>
+    </w:p>
+    <w:p>
+      <w:pPr>
+        <w:numPr>
+          <w:ilvl w:val="0"/>
+          <w:numId w:val="21"/>
+        </w:numPr>
+        <w:spacing w:after="0" w:line="276" w:lineRule="auto"/>
+      </w:pPr>
+      <w:bookmarkStart w:id="3" w:name="_Hlk214905859"/>
+      <w:r>
+        <w:t>How do higher-order array functions improve the readability and functionality of your code?</w:t>
+      </w:r>
+    </w:p>
+    <w:p>
+      <w:pPr>
+        <w:numPr>
+          <w:ilvl w:val="0"/>
+          <w:numId w:val="21"/>
+        </w:numPr>
+        <w:spacing w:after="240" w:line="276" w:lineRule="auto"/>
+      </w:pPr>
+      <w:r>
+        <w:t>Can you explain the concept of immutability when working with arrays?</w:t>
+      </w:r>
+    </w:p>
+    <w:p>
+      <w:pPr>
+        <w:pStyle w:val="Heading3"/>
+        <w:spacing w:before="280"/>
+        <w:rPr>
+          <w:b w:val="0"/>
+          <w:color w:val="000000"/>
+          <w:sz w:val="26"/>
+          <w:szCs w:val="26"/>
+        </w:rPr>
+      </w:pPr>
+      <w:bookmarkStart w:id="4" w:name="_heading=h.1t3h5sf" w:colFirst="0" w:colLast="0"/>
+      <w:bookmarkEnd w:id="3"/>
+      <w:bookmarkEnd w:id="4"/>
+      <w:r>
+        <w:rPr>
+          <w:color w:val="000000"/>
+          <w:sz w:val="26"/>
+          <w:szCs w:val="26"/>
+        </w:rPr>
+        <w:t>Function Prototypes</w:t>
+      </w:r>
+    </w:p>
+    <w:p>
+      <w:pPr>
+        <w:numPr>
+          <w:ilvl w:val="0"/>
+          <w:numId w:val="25"/>
+        </w:numPr>
+        <w:spacing w:before="240" w:after="0" w:line="276" w:lineRule="auto"/>
+      </w:pPr>
+      <w:r>
+        <w:t xml:space="preserve">How would you implement polyfills for </w:t>
+      </w:r>
+      <w:r>
+        <w:rPr>
+          <w:rFonts w:ascii="Roboto Mono" w:eastAsia="Roboto Mono" w:hAnsi="Roboto Mono" w:cs="Roboto Mono"/>
+          <w:color w:val="188038"/>
+        </w:rPr>
+        <w:t>Function.prototype.bind</w:t>
+      </w:r>
+      <w:r>
+        <w:t xml:space="preserve">, </w:t>
+      </w:r>
+      <w:r>
+        <w:rPr>
+          <w:rFonts w:ascii="Roboto Mono" w:eastAsia="Roboto Mono" w:hAnsi="Roboto Mono" w:cs="Roboto Mono"/>
+          <w:color w:val="188038"/>
+        </w:rPr>
+        <w:t>call</w:t>
+      </w:r>
+      <w:r>
+        <w:t xml:space="preserve">, and </w:t>
+      </w:r>
+      <w:r>
+        <w:rPr>
+          <w:rFonts w:ascii="Roboto Mono" w:eastAsia="Roboto Mono" w:hAnsi="Roboto Mono" w:cs="Roboto Mono"/>
+          <w:color w:val="188038"/>
+        </w:rPr>
+        <w:t>apply</w:t>
+      </w:r>
+      <w:r>
+        <w:t>?</w:t>
+      </w:r>
+    </w:p>
+    <w:p>
+      <w:pPr>
+        <w:numPr>
+          <w:ilvl w:val="0"/>
+          <w:numId w:val="25"/>
+        </w:numPr>
+        <w:spacing w:after="0" w:line="276" w:lineRule="auto"/>
+      </w:pPr>
+      <w:r>
+        <w:t>Can you explain prototype inheritance in JavaScript with examples?</w:t>
+      </w:r>
+    </w:p>
+    <w:p>
+      <w:pPr>
+        <w:numPr>
+          <w:ilvl w:val="0"/>
+          <w:numId w:val="25"/>
+        </w:numPr>
+        <w:spacing w:after="0" w:line="276" w:lineRule="auto"/>
+      </w:pPr>
+      <w:r>
+        <w:t xml:space="preserve">How does the </w:t>
+      </w:r>
+      <w:r>
+        <w:rPr>
+          <w:rFonts w:ascii="Roboto Mono" w:eastAsia="Roboto Mono" w:hAnsi="Roboto Mono" w:cs="Roboto Mono"/>
+          <w:color w:val="188038"/>
+        </w:rPr>
+        <w:t>this</w:t>
+      </w:r>
+      <w:r>
+        <w:t xml:space="preserve"> keyword work in different contexts (global, object, function)?</w:t>
+      </w:r>
+    </w:p>
+    <w:p>
+      <w:pPr>
+        <w:numPr>
+          <w:ilvl w:val="0"/>
+          <w:numId w:val="25"/>
+        </w:numPr>
+        <w:spacing w:after="0" w:line="276" w:lineRule="auto"/>
+      </w:pPr>
+      <w:r>
+        <w:t>What is the difference between prototypal and classical inheritance?</w:t>
+      </w:r>
+    </w:p>
+    <w:p>
+      <w:pPr>
+        <w:numPr>
+          <w:ilvl w:val="0"/>
+          <w:numId w:val="25"/>
+        </w:numPr>
+        <w:spacing w:after="240" w:line="276" w:lineRule="auto"/>
+      </w:pPr>
+      <w:r>
+        <w:t xml:space="preserve">How does </w:t>
+      </w:r>
+      <w:r>
+        <w:rPr>
+          <w:rFonts w:ascii="Roboto Mono" w:eastAsia="Roboto Mono" w:hAnsi="Roboto Mono" w:cs="Roboto Mono"/>
+          <w:color w:val="188038"/>
+        </w:rPr>
+        <w:t>Object.create()</w:t>
+      </w:r>
+      <w:r>
+        <w:t xml:space="preserve"> work, and how is it used in inheritance?</w:t>
+      </w:r>
+    </w:p>
+    <w:p>
+      <w:pPr>
+        <w:pStyle w:val="Heading3"/>
+        <w:spacing w:before="280"/>
+        <w:rPr>
+          <w:b w:val="0"/>
+          <w:color w:val="000000"/>
+          <w:sz w:val="26"/>
+          <w:szCs w:val="26"/>
+        </w:rPr>
+      </w:pPr>
+      <w:bookmarkStart w:id="5" w:name="_heading=h.4d34og8" w:colFirst="0" w:colLast="0"/>
+      <w:bookmarkEnd w:id="5"/>
+      <w:r>
+        <w:rPr>
+          <w:color w:val="000000"/>
+          <w:sz w:val="26"/>
+          <w:szCs w:val="26"/>
+        </w:rPr>
+        <w:t>JavaScript in the Browser</w:t>
+      </w:r>
+    </w:p>
+    <w:p>
+      <w:pPr>
+        <w:numPr>
+          <w:ilvl w:val="0"/>
+          <w:numId w:val="28"/>
+        </w:numPr>
+        <w:spacing w:before="240" w:after="0" w:line="276" w:lineRule="auto"/>
+      </w:pPr>
+      <w:r>
+        <w:t>Can you explain the rendering pipeline in the browser and how JavaScript affects it?</w:t>
+      </w:r>
+    </w:p>
+    <w:p>
+      <w:pPr>
+        <w:numPr>
+          <w:ilvl w:val="0"/>
+          <w:numId w:val="28"/>
+        </w:numPr>
+        <w:spacing w:after="0" w:line="276" w:lineRule="auto"/>
+      </w:pPr>
+      <w:r>
+        <w:t>What is event delegation, and how does it improve performance?</w:t>
+      </w:r>
+    </w:p>
+    <w:p>
+      <w:pPr>
+        <w:numPr>
+          <w:ilvl w:val="0"/>
+          <w:numId w:val="28"/>
+        </w:numPr>
+        <w:spacing w:after="0" w:line="276" w:lineRule="auto"/>
+      </w:pPr>
+      <w:r>
+        <w:t>How do event capturing and bubbling work in the DOM?</w:t>
+      </w:r>
+    </w:p>
+    <w:p>
+      <w:pPr>
+        <w:numPr>
+          <w:ilvl w:val="0"/>
+          <w:numId w:val="28"/>
+        </w:numPr>
+        <w:spacing w:after="0" w:line="276" w:lineRule="auto"/>
+      </w:pPr>
+      <w:r>
+        <w:t xml:space="preserve">What is the difference between </w:t>
+      </w:r>
+      <w:r>
+        <w:rPr>
+          <w:rFonts w:ascii="Roboto Mono" w:eastAsia="Roboto Mono" w:hAnsi="Roboto Mono" w:cs="Roboto Mono"/>
+          <w:color w:val="188038"/>
+        </w:rPr>
+        <w:t>event.preventDefault()</w:t>
+      </w:r>
+      <w:r>
+        <w:t xml:space="preserve"> and </w:t>
+      </w:r>
+      <w:r>
+        <w:rPr>
+          <w:rFonts w:ascii="Roboto Mono" w:eastAsia="Roboto Mono" w:hAnsi="Roboto Mono" w:cs="Roboto Mono"/>
+          <w:color w:val="188038"/>
+        </w:rPr>
+        <w:t>event.stopPropagation()</w:t>
+      </w:r>
+      <w:r>
+        <w:t>?</w:t>
+      </w:r>
+    </w:p>
+    <w:p>
+      <w:pPr>
+        <w:numPr>
+          <w:ilvl w:val="0"/>
+          <w:numId w:val="28"/>
+        </w:numPr>
+        <w:spacing w:after="240" w:line="276" w:lineRule="auto"/>
+      </w:pPr>
+      <w:r>
+        <w:t xml:space="preserve">How does </w:t>
+      </w:r>
+      <w:r>
+        <w:rPr>
+          <w:rFonts w:ascii="Roboto Mono" w:eastAsia="Roboto Mono" w:hAnsi="Roboto Mono" w:cs="Roboto Mono"/>
+          <w:color w:val="188038"/>
+        </w:rPr>
+        <w:t>requestAnimationFrame()</w:t>
+      </w:r>
+      <w:r>
+        <w:t xml:space="preserve"> work, and when should you use it?</w:t>
+      </w:r>
+    </w:p>
+    <w:p>
+      <w:pPr>
+        <w:pStyle w:val="Heading3"/>
+        <w:spacing w:before="280"/>
+        <w:rPr>
+          <w:b w:val="0"/>
+          <w:color w:val="000000"/>
+          <w:sz w:val="26"/>
+          <w:szCs w:val="26"/>
+        </w:rPr>
+      </w:pPr>
+      <w:bookmarkStart w:id="6" w:name="_heading=h.2s8eyo1" w:colFirst="0" w:colLast="0"/>
+      <w:bookmarkEnd w:id="6"/>
+      <w:r>
+        <w:rPr>
+          <w:color w:val="000000"/>
+          <w:sz w:val="26"/>
+          <w:szCs w:val="26"/>
+        </w:rPr>
+        <w:t>Optimization Techniques</w:t>
+      </w:r>
+    </w:p>
+    <w:p>
+      <w:pPr>
+        <w:numPr>
+          <w:ilvl w:val="0"/>
+          <w:numId w:val="23"/>
+        </w:numPr>
+        <w:spacing w:before="240" w:after="0" w:line="276" w:lineRule="auto"/>
+      </w:pPr>
+      <w:r>
+        <w:t>How would you implement memoization in JavaScript to optimize performance?</w:t>
+      </w:r>
+    </w:p>
+    <w:p>
+      <w:pPr>
+        <w:numPr>
+          <w:ilvl w:val="0"/>
+          <w:numId w:val="23"/>
+        </w:numPr>
+        <w:spacing w:after="0" w:line="276" w:lineRule="auto"/>
+      </w:pPr>
+      <w:r>
+        <w:t>What is lazy loading, and how does it help improve performance?</w:t>
+      </w:r>
+    </w:p>
+    <w:p>
+      <w:pPr>
+        <w:numPr>
+          <w:ilvl w:val="0"/>
+          <w:numId w:val="23"/>
+        </w:numPr>
+        <w:spacing w:after="0" w:line="276" w:lineRule="auto"/>
+      </w:pPr>
+      <w:r>
+        <w:t>Can you explain code splitting and how it can be implemented in a JavaScript project?</w:t>
+      </w:r>
+    </w:p>
+    <w:p>
+      <w:pPr>
+        <w:numPr>
+          <w:ilvl w:val="0"/>
+          <w:numId w:val="23"/>
+        </w:numPr>
+        <w:spacing w:after="0" w:line="276" w:lineRule="auto"/>
+      </w:pPr>
+      <w:r>
+        <w:t>How do you optimize loops and iterations in JavaScript?</w:t>
+      </w:r>
+    </w:p>
+    <w:p>
+      <w:pPr>
+        <w:numPr>
+          <w:ilvl w:val="0"/>
+          <w:numId w:val="23"/>
+        </w:numPr>
+        <w:spacing w:after="240" w:line="276" w:lineRule="auto"/>
+      </w:pPr>
+      <w:r>
+        <w:t>What strategies can you use to reduce DOM manipulations for better performance?</w:t>
+      </w:r>
+    </w:p>
+    <w:p>
+      <w:pPr>
+        <w:pStyle w:val="Heading3"/>
+        <w:spacing w:before="280"/>
+        <w:rPr>
+          <w:b w:val="0"/>
+          <w:color w:val="000000"/>
+          <w:sz w:val="26"/>
+          <w:szCs w:val="26"/>
+        </w:rPr>
+      </w:pPr>
+      <w:bookmarkStart w:id="7" w:name="_heading=h.17dp8vu" w:colFirst="0" w:colLast="0"/>
+      <w:bookmarkEnd w:id="7"/>
+      <w:r>
+        <w:rPr>
+          <w:color w:val="000000"/>
+          <w:sz w:val="26"/>
+          <w:szCs w:val="26"/>
+        </w:rPr>
+        <w:t>Object Handling</w:t>
+      </w:r>
+    </w:p>
+    <w:p>
+      <w:pPr>
+        <w:numPr>
+          <w:ilvl w:val="0"/>
+          <w:numId w:val="22"/>
+        </w:numPr>
+        <w:spacing w:before="240" w:after="0" w:line="276" w:lineRule="auto"/>
+      </w:pPr>
+      <w:r>
+        <w:t>What is the difference between deep and shallow copies in JavaScript?</w:t>
+      </w:r>
+    </w:p>
+    <w:p>
+      <w:pPr>
+        <w:numPr>
+          <w:ilvl w:val="0"/>
+          <w:numId w:val="22"/>
+        </w:numPr>
+        <w:spacing w:after="0" w:line="276" w:lineRule="auto"/>
+      </w:pPr>
+      <w:r>
+        <w:t>How would you implement a deep clone function in JavaScript?</w:t>
+      </w:r>
+    </w:p>
+    <w:p>
+      <w:pPr>
+        <w:numPr>
+          <w:ilvl w:val="0"/>
+          <w:numId w:val="22"/>
+        </w:numPr>
+        <w:spacing w:after="0" w:line="276" w:lineRule="auto"/>
+      </w:pPr>
+      <w:r>
+        <w:t>What are the risks of mutating objects and how can immutability be maintained?</w:t>
+      </w:r>
+    </w:p>
+    <w:p>
+      <w:pPr>
+        <w:numPr>
+          <w:ilvl w:val="0"/>
+          <w:numId w:val="22"/>
+        </w:numPr>
+        <w:spacing w:after="0" w:line="276" w:lineRule="auto"/>
+      </w:pPr>
+      <w:r>
+        <w:t>How do you handle circular references in deep cloning?</w:t>
+      </w:r>
+    </w:p>
+    <w:p>
+      <w:pPr>
+        <w:numPr>
+          <w:ilvl w:val="0"/>
+          <w:numId w:val="22"/>
+        </w:numPr>
+        <w:spacing w:after="240" w:line="276" w:lineRule="auto"/>
+      </w:pPr>
+      <w:r>
+        <w:t>What are some best practices for object creation and manipulation?</w:t>
+      </w:r>
+    </w:p>
+    <w:p>
+      <w:pPr>
+        <w:pStyle w:val="Heading3"/>
+        <w:spacing w:before="280"/>
+        <w:rPr>
+          <w:b w:val="0"/>
+          <w:color w:val="000000"/>
+          <w:sz w:val="26"/>
+          <w:szCs w:val="26"/>
+        </w:rPr>
+      </w:pPr>
+      <w:bookmarkStart w:id="8" w:name="_heading=h.3rdcrjn" w:colFirst="0" w:colLast="0"/>
+      <w:bookmarkEnd w:id="8"/>
+      <w:r>
+        <w:rPr>
+          <w:color w:val="000000"/>
+          <w:sz w:val="26"/>
+          <w:szCs w:val="26"/>
+        </w:rPr>
+        <w:t>Timers and Events</w:t>
+      </w:r>
+    </w:p>
+    <w:p>
+      <w:pPr>
+        <w:numPr>
+          <w:ilvl w:val="0"/>
+          <w:numId w:val="18"/>
+        </w:numPr>
+        <w:spacing w:before="240" w:after="0" w:line="276" w:lineRule="auto"/>
+      </w:pPr>
+      <w:r>
+        <w:t xml:space="preserve">How would you implement a </w:t>
+      </w:r>
+      <w:r>
+        <w:rPr>
+          <w:rFonts w:ascii="Roboto Mono" w:eastAsia="Roboto Mono" w:hAnsi="Roboto Mono" w:cs="Roboto Mono"/>
+          <w:color w:val="188038"/>
+        </w:rPr>
+        <w:t>clearAllTimeout()</w:t>
+      </w:r>
+      <w:r>
+        <w:t xml:space="preserve"> function in JavaScript?</w:t>
+      </w:r>
+    </w:p>
+    <w:p>
+      <w:pPr>
+        <w:numPr>
+          <w:ilvl w:val="0"/>
+          <w:numId w:val="18"/>
+        </w:numPr>
+        <w:spacing w:after="0" w:line="276" w:lineRule="auto"/>
+      </w:pPr>
+      <w:r>
+        <w:t>Can you explain the event loop in JavaScript and how it manages asynchronous operations?</w:t>
+      </w:r>
+    </w:p>
+    <w:p>
+      <w:pPr>
+        <w:numPr>
+          <w:ilvl w:val="0"/>
+          <w:numId w:val="18"/>
+        </w:numPr>
+        <w:spacing w:after="0" w:line="276" w:lineRule="auto"/>
+      </w:pPr>
+      <w:r>
+        <w:t>What is the difference between setTimeout and setInterval, and when would you use each?</w:t>
+      </w:r>
+    </w:p>
+    <w:p>
+      <w:pPr>
+        <w:numPr>
+          <w:ilvl w:val="0"/>
+          <w:numId w:val="18"/>
+        </w:numPr>
+        <w:spacing w:after="0" w:line="276" w:lineRule="auto"/>
+      </w:pPr>
+      <w:r>
+        <w:t>How does debouncing and throttling work with timers?</w:t>
+      </w:r>
+    </w:p>
+    <w:p>
+      <w:pPr>
+        <w:numPr>
+          <w:ilvl w:val="0"/>
+          <w:numId w:val="18"/>
+        </w:numPr>
+        <w:spacing w:after="240" w:line="276" w:lineRule="auto"/>
+      </w:pPr>
+      <w:r>
+        <w:t>What is the difference between microtasks and macrotasks in the context of event handling?</w:t>
+      </w:r>
+    </w:p>
+    <w:p>
+      <w:pPr>
+        <w:pStyle w:val="Heading3"/>
+        <w:spacing w:before="280"/>
+        <w:rPr>
+          <w:b w:val="0"/>
+          <w:color w:val="000000"/>
+          <w:sz w:val="26"/>
+          <w:szCs w:val="26"/>
+        </w:rPr>
+      </w:pPr>
+      <w:bookmarkStart w:id="9" w:name="_heading=h.26in1rg" w:colFirst="0" w:colLast="0"/>
+      <w:bookmarkEnd w:id="9"/>
+      <w:r>
+        <w:rPr>
+          <w:color w:val="000000"/>
+          <w:sz w:val="26"/>
+          <w:szCs w:val="26"/>
+        </w:rPr>
+        <w:t>Security in JavaScript</w:t>
+      </w:r>
+    </w:p>
+    <w:p>
+      <w:pPr>
+        <w:numPr>
+          <w:ilvl w:val="0"/>
+          <w:numId w:val="29"/>
+        </w:numPr>
+        <w:spacing w:before="240" w:after="0" w:line="276" w:lineRule="auto"/>
+      </w:pPr>
+      <w:r>
+        <w:t>How do you prevent Cross-Site Scripting (XSS) attacks in JavaScript applications?</w:t>
+      </w:r>
+    </w:p>
+    <w:p>
+      <w:pPr>
+        <w:numPr>
+          <w:ilvl w:val="0"/>
+          <w:numId w:val="29"/>
+        </w:numPr>
+        <w:spacing w:after="0" w:line="276" w:lineRule="auto"/>
+      </w:pPr>
+      <w:r>
+        <w:t>What are the best practices for consuming APIs securely in JavaScript?</w:t>
+      </w:r>
+    </w:p>
+    <w:p>
+      <w:pPr>
+        <w:numPr>
+          <w:ilvl w:val="0"/>
+          <w:numId w:val="29"/>
+        </w:numPr>
+        <w:spacing w:after="0" w:line="276" w:lineRule="auto"/>
+      </w:pPr>
+      <w:r>
+        <w:t>How do you sanitize user inputs to prevent security vulnerabilities?</w:t>
+      </w:r>
+    </w:p>
+    <w:p>
+      <w:pPr>
+        <w:numPr>
+          <w:ilvl w:val="0"/>
+          <w:numId w:val="29"/>
+        </w:numPr>
+        <w:spacing w:after="0" w:line="276" w:lineRule="auto"/>
+      </w:pPr>
+      <w:r>
+        <w:t>What are Content Security Policies (CSP) and how do they protect JavaScript applications?</w:t>
+      </w:r>
+    </w:p>
+    <w:p>
+      <w:pPr>
+        <w:numPr>
+          <w:ilvl w:val="0"/>
+          <w:numId w:val="29"/>
+        </w:numPr>
+        <w:spacing w:after="240" w:line="276" w:lineRule="auto"/>
+      </w:pPr>
+      <w:r>
+        <w:t>How can you protect your application against CSRF (Cross-Site Request Forgery) attacks?</w:t>
+      </w:r>
+    </w:p>
+    <w:p>
+      <w:pPr>
+        <w:pStyle w:val="Heading3"/>
+        <w:spacing w:before="280"/>
+        <w:rPr>
+          <w:b w:val="0"/>
+          <w:color w:val="000000"/>
+          <w:sz w:val="26"/>
+          <w:szCs w:val="26"/>
+        </w:rPr>
+      </w:pPr>
+      <w:bookmarkStart w:id="10" w:name="_heading=h.lnxbz9" w:colFirst="0" w:colLast="0"/>
+      <w:bookmarkEnd w:id="10"/>
+      <w:r>
+        <w:rPr>
+          <w:color w:val="000000"/>
+          <w:sz w:val="26"/>
+          <w:szCs w:val="26"/>
+        </w:rPr>
+        <w:t>ES6+ Features</w:t>
+      </w:r>
+    </w:p>
+    <w:p>
+      <w:pPr>
+        <w:numPr>
+          <w:ilvl w:val="0"/>
+          <w:numId w:val="20"/>
+        </w:numPr>
+        <w:spacing w:before="240" w:after="0" w:line="276" w:lineRule="auto"/>
+      </w:pPr>
+      <w:r>
+        <w:t xml:space="preserve">What are the differences between </w:t>
+      </w:r>
+      <w:r>
+        <w:rPr>
+          <w:rFonts w:ascii="Roboto Mono" w:eastAsia="Roboto Mono" w:hAnsi="Roboto Mono" w:cs="Roboto Mono"/>
+          <w:color w:val="188038"/>
+        </w:rPr>
+        <w:t>let</w:t>
+      </w:r>
+      <w:r>
+        <w:t xml:space="preserve">, </w:t>
+      </w:r>
+      <w:r>
+        <w:rPr>
+          <w:rFonts w:ascii="Roboto Mono" w:eastAsia="Roboto Mono" w:hAnsi="Roboto Mono" w:cs="Roboto Mono"/>
+          <w:color w:val="188038"/>
+        </w:rPr>
+        <w:t>const</w:t>
+      </w:r>
+      <w:r>
+        <w:t xml:space="preserve">, and </w:t>
+      </w:r>
+      <w:r>
+        <w:rPr>
+          <w:rFonts w:ascii="Roboto Mono" w:eastAsia="Roboto Mono" w:hAnsi="Roboto Mono" w:cs="Roboto Mono"/>
+          <w:color w:val="188038"/>
+        </w:rPr>
+        <w:t>var</w:t>
+      </w:r>
+      <w:r>
+        <w:t>?</w:t>
+      </w:r>
+    </w:p>
+    <w:p>
+      <w:pPr>
+        <w:numPr>
+          <w:ilvl w:val="0"/>
+          <w:numId w:val="20"/>
+        </w:numPr>
+        <w:spacing w:after="0" w:line="276" w:lineRule="auto"/>
+      </w:pPr>
+      <w:r>
+        <w:t>How does destructuring work in JavaScript, and what are its benefits?</w:t>
+      </w:r>
+    </w:p>
+    <w:p>
+      <w:pPr>
+        <w:numPr>
+          <w:ilvl w:val="0"/>
+          <w:numId w:val="20"/>
+        </w:numPr>
+        <w:spacing w:after="0" w:line="276" w:lineRule="auto"/>
+      </w:pPr>
+      <w:r>
+        <w:t>Can you explain template literals and how they differ from traditional string concatenation?</w:t>
+      </w:r>
+    </w:p>
+    <w:p>
+      <w:pPr>
+        <w:numPr>
+          <w:ilvl w:val="0"/>
+          <w:numId w:val="20"/>
+        </w:numPr>
+        <w:spacing w:after="0" w:line="276" w:lineRule="auto"/>
+      </w:pPr>
+      <w:r>
+        <w:t>What are arrow functions, and how do they differ from regular functions?</w:t>
+      </w:r>
+    </w:p>
+    <w:p>
+      <w:pPr>
+        <w:numPr>
+          <w:ilvl w:val="0"/>
+          <w:numId w:val="20"/>
+        </w:numPr>
+        <w:spacing w:after="240" w:line="276" w:lineRule="auto"/>
+      </w:pPr>
+      <w:r>
+        <w:t xml:space="preserve">How do JavaScript modules work, and what are the benefits of using </w:t>
+      </w:r>
+      <w:r>
+        <w:rPr>
+          <w:rFonts w:ascii="Roboto Mono" w:eastAsia="Roboto Mono" w:hAnsi="Roboto Mono" w:cs="Roboto Mono"/>
+          <w:color w:val="188038"/>
+        </w:rPr>
+        <w:t>import</w:t>
+      </w:r>
+      <w:r>
+        <w:t xml:space="preserve"> and </w:t>
+      </w:r>
+      <w:r>
+        <w:rPr>
+          <w:rFonts w:ascii="Roboto Mono" w:eastAsia="Roboto Mono" w:hAnsi="Roboto Mono" w:cs="Roboto Mono"/>
+          <w:color w:val="188038"/>
+        </w:rPr>
+        <w:t>export</w:t>
+      </w:r>
+      <w:r>
+        <w:t>?</w:t>
+      </w:r>
+    </w:p>
+    <w:p>
+      <w:pPr>
+        <w:pStyle w:val="Heading3"/>
+        <w:spacing w:before="280"/>
+        <w:rPr>
+          <w:b w:val="0"/>
+          <w:color w:val="000000"/>
+          <w:sz w:val="26"/>
+          <w:szCs w:val="26"/>
+        </w:rPr>
+      </w:pPr>
+      <w:bookmarkStart w:id="11" w:name="_heading=h.35nkun2" w:colFirst="0" w:colLast="0"/>
+      <w:bookmarkEnd w:id="11"/>
+      <w:r>
+        <w:rPr>
+          <w:color w:val="000000"/>
+          <w:sz w:val="26"/>
+          <w:szCs w:val="26"/>
+        </w:rPr>
+        <w:t>Testing in JavaScript</w:t>
+      </w:r>
+    </w:p>
+    <w:p>
+      <w:pPr>
+        <w:numPr>
+          <w:ilvl w:val="0"/>
+          <w:numId w:val="27"/>
+        </w:numPr>
+        <w:spacing w:before="240" w:after="0" w:line="276" w:lineRule="auto"/>
+      </w:pPr>
+      <w:r>
+        <w:t>How do you write unit tests using Jest or Mocha in JavaScript?</w:t>
+      </w:r>
+    </w:p>
+    <w:p>
+      <w:pPr>
+        <w:numPr>
+          <w:ilvl w:val="0"/>
+          <w:numId w:val="27"/>
+        </w:numPr>
+        <w:spacing w:after="0" w:line="276" w:lineRule="auto"/>
+      </w:pPr>
+      <w:r>
+        <w:t>What is the difference between unit testing and integration testing?</w:t>
+      </w:r>
+    </w:p>
+    <w:p>
+      <w:pPr>
+        <w:numPr>
+          <w:ilvl w:val="0"/>
+          <w:numId w:val="27"/>
+        </w:numPr>
+        <w:spacing w:after="0" w:line="276" w:lineRule="auto"/>
+      </w:pPr>
+      <w:r>
+        <w:t>How does Test-Driven Development (TDD) work, and what are its advantages?</w:t>
+      </w:r>
+    </w:p>
+    <w:p>
+      <w:pPr>
+        <w:numPr>
+          <w:ilvl w:val="0"/>
+          <w:numId w:val="27"/>
+        </w:numPr>
+        <w:spacing w:after="0" w:line="276" w:lineRule="auto"/>
+      </w:pPr>
+      <w:r>
+        <w:t>What are mocking and stubbing in the context of testing?</w:t>
+      </w:r>
+    </w:p>
+    <w:p>
+      <w:pPr>
+        <w:numPr>
+          <w:ilvl w:val="0"/>
+          <w:numId w:val="27"/>
+        </w:numPr>
+        <w:spacing w:after="240" w:line="276" w:lineRule="auto"/>
+      </w:pPr>
+      <w:r>
+        <w:t>How do you test asynchronous code in JavaScript?</w:t>
+      </w:r>
+    </w:p>
+    <w:p>
+      <w:pPr>
+        <w:pStyle w:val="Heading3"/>
+        <w:spacing w:before="280"/>
+        <w:rPr>
+          <w:b w:val="0"/>
+          <w:color w:val="000000"/>
+          <w:sz w:val="26"/>
+          <w:szCs w:val="26"/>
+        </w:rPr>
+      </w:pPr>
+      <w:bookmarkStart w:id="12" w:name="_heading=h.1ksv4uv" w:colFirst="0" w:colLast="0"/>
+      <w:bookmarkEnd w:id="12"/>
+      <w:r>
+        <w:rPr>
+          <w:color w:val="000000"/>
+          <w:sz w:val="26"/>
+          <w:szCs w:val="26"/>
+        </w:rPr>
+        <w:t>Performance Optimization</w:t>
+      </w:r>
+    </w:p>
+    <w:p>
+      <w:pPr>
+        <w:numPr>
+          <w:ilvl w:val="0"/>
+          <w:numId w:val="19"/>
+        </w:numPr>
+        <w:spacing w:before="240" w:after="0" w:line="276" w:lineRule="auto"/>
+      </w:pPr>
+      <w:r>
+        <w:t>What are some techniques for optimizing loops and iterations in JavaScript?</w:t>
+      </w:r>
+    </w:p>
+    <w:p>
+      <w:pPr>
+        <w:numPr>
+          <w:ilvl w:val="0"/>
+          <w:numId w:val="19"/>
+        </w:numPr>
+        <w:spacing w:after="0" w:line="276" w:lineRule="auto"/>
+      </w:pPr>
+      <w:r>
+        <w:t>How do you reduce DOM manipulations to improve performance?</w:t>
+      </w:r>
+    </w:p>
+    <w:p>
+      <w:pPr>
+        <w:numPr>
+          <w:ilvl w:val="0"/>
+          <w:numId w:val="19"/>
+        </w:numPr>
+        <w:spacing w:after="0" w:line="276" w:lineRule="auto"/>
+      </w:pPr>
+      <w:r>
+        <w:t>How do efficient event listeners contribute to performance optimization?</w:t>
+      </w:r>
+    </w:p>
+    <w:p>
+      <w:pPr>
+        <w:numPr>
+          <w:ilvl w:val="0"/>
+          <w:numId w:val="19"/>
+        </w:numPr>
+        <w:spacing w:after="0" w:line="276" w:lineRule="auto"/>
+      </w:pPr>
+      <w:r>
+        <w:t>How do you optimize rendering performance in complex applications?</w:t>
+      </w:r>
+    </w:p>
+    <w:p>
+      <w:pPr>
+        <w:numPr>
+          <w:ilvl w:val="0"/>
+          <w:numId w:val="19"/>
+        </w:numPr>
+        <w:spacing w:after="240" w:line="276" w:lineRule="auto"/>
+      </w:pPr>
+      <w:r>
+        <w:t>What are the best practices for lazy loading resources?</w:t>
+      </w:r>
+    </w:p>
+    <w:p>
+      <w:pPr>
+        <w:pStyle w:val="Heading3"/>
+        <w:spacing w:before="280"/>
+        <w:rPr>
+          <w:b w:val="0"/>
+          <w:color w:val="000000"/>
+          <w:sz w:val="26"/>
+          <w:szCs w:val="26"/>
+        </w:rPr>
+      </w:pPr>
+      <w:bookmarkStart w:id="13" w:name="_heading=h.44sinio" w:colFirst="0" w:colLast="0"/>
+      <w:bookmarkEnd w:id="13"/>
+      <w:r>
+        <w:rPr>
+          <w:color w:val="000000"/>
+          <w:sz w:val="26"/>
+          <w:szCs w:val="26"/>
+        </w:rPr>
+        <w:t>Working with APIs</w:t>
+      </w:r>
+    </w:p>
+    <w:p>
+      <w:pPr>
+        <w:numPr>
+          <w:ilvl w:val="0"/>
+          <w:numId w:val="26"/>
+        </w:numPr>
+        <w:spacing w:before="240" w:after="0" w:line="276" w:lineRule="auto"/>
+      </w:pPr>
+      <w:r>
+        <w:t>How does the Fetch API work, and how do you handle errors?</w:t>
+      </w:r>
+    </w:p>
+    <w:p>
+      <w:pPr>
+        <w:numPr>
+          <w:ilvl w:val="0"/>
+          <w:numId w:val="26"/>
+        </w:numPr>
+        <w:spacing w:after="0" w:line="276" w:lineRule="auto"/>
+      </w:pPr>
+      <w:r>
+        <w:t xml:space="preserve">What are the advantages of using </w:t>
+      </w:r>
+      <w:r>
+        <w:rPr>
+          <w:rFonts w:ascii="Roboto Mono" w:eastAsia="Roboto Mono" w:hAnsi="Roboto Mono" w:cs="Roboto Mono"/>
+          <w:color w:val="188038"/>
+        </w:rPr>
+        <w:t>async</w:t>
+      </w:r>
+      <w:r>
+        <w:t>/</w:t>
+      </w:r>
+      <w:r>
+        <w:rPr>
+          <w:rFonts w:ascii="Roboto Mono" w:eastAsia="Roboto Mono" w:hAnsi="Roboto Mono" w:cs="Roboto Mono"/>
+          <w:color w:val="188038"/>
+        </w:rPr>
+        <w:t>await</w:t>
+      </w:r>
+      <w:r>
+        <w:t xml:space="preserve"> over traditional promise chaining when handling asynchronous data?</w:t>
+      </w:r>
+    </w:p>
+    <w:p>
+      <w:pPr>
+        <w:numPr>
+          <w:ilvl w:val="0"/>
+          <w:numId w:val="26"/>
+        </w:numPr>
+        <w:spacing w:after="0" w:line="276" w:lineRule="auto"/>
+      </w:pPr>
+      <w:r>
+        <w:t>How do you parse and handle JSON responses from an API?</w:t>
+      </w:r>
+    </w:p>
+    <w:p>
+      <w:pPr>
+        <w:numPr>
+          <w:ilvl w:val="0"/>
+          <w:numId w:val="26"/>
+        </w:numPr>
+        <w:spacing w:after="0" w:line="276" w:lineRule="auto"/>
+      </w:pPr>
+      <w:r>
+        <w:t>What are some common issues with CORS (Cross-Origin Resource Sharing), and how do you handle them?</w:t>
+      </w:r>
+    </w:p>
+    <w:p>
+      <w:pPr>
+        <w:numPr>
+          <w:ilvl w:val="0"/>
+          <w:numId w:val="26"/>
+        </w:numPr>
+        <w:spacing w:after="240" w:line="276" w:lineRule="auto"/>
+      </w:pPr>
+      <w:r>
+        <w:t>How do you manage API rate limits and retries in JavaScript?</w:t>
+      </w:r>
+    </w:p>
+    <w:p>
+      <w:pPr>
+        <w:pStyle w:val="Heading3"/>
+        <w:spacing w:before="280"/>
+        <w:rPr>
+          <w:b w:val="0"/>
+          <w:color w:val="000000"/>
+          <w:sz w:val="26"/>
+          <w:szCs w:val="26"/>
+        </w:rPr>
+      </w:pPr>
+      <w:bookmarkStart w:id="14" w:name="_heading=h.2jxsxqh" w:colFirst="0" w:colLast="0"/>
+      <w:bookmarkEnd w:id="14"/>
+      <w:r>
+        <w:rPr>
+          <w:color w:val="000000"/>
+          <w:sz w:val="26"/>
+          <w:szCs w:val="26"/>
+        </w:rPr>
+        <w:t>Package Management</w:t>
+      </w:r>
+    </w:p>
+    <w:p>
+      <w:pPr>
+        <w:numPr>
+          <w:ilvl w:val="0"/>
+          <w:numId w:val="17"/>
+        </w:numPr>
+        <w:spacing w:before="240" w:after="0" w:line="276" w:lineRule="auto"/>
+      </w:pPr>
+      <w:r>
+        <w:t>What is the difference between NPM and Yarn, and when should you use each?</w:t>
+      </w:r>
+    </w:p>
+    <w:p>
+      <w:pPr>
+        <w:numPr>
+          <w:ilvl w:val="0"/>
+          <w:numId w:val="17"/>
+        </w:numPr>
+        <w:spacing w:after="0" w:line="276" w:lineRule="auto"/>
+      </w:pPr>
+      <w:r>
+        <w:t>How does semantic versioning work, and why is it important in package management?</w:t>
+      </w:r>
+    </w:p>
+    <w:p>
+      <w:pPr>
+        <w:numPr>
+          <w:ilvl w:val="0"/>
+          <w:numId w:val="17"/>
+        </w:numPr>
+        <w:spacing w:after="0" w:line="276" w:lineRule="auto"/>
+      </w:pPr>
+      <w:r>
+        <w:t>What are the best practices for managing dependencies in a JavaScript project?</w:t>
+      </w:r>
+    </w:p>
+    <w:p>
+      <w:pPr>
+        <w:numPr>
+          <w:ilvl w:val="0"/>
+          <w:numId w:val="17"/>
+        </w:numPr>
+        <w:spacing w:after="0" w:line="276" w:lineRule="auto"/>
+      </w:pPr>
+      <w:r>
+        <w:t>How do you update dependencies while ensuring compatibility?</w:t>
+      </w:r>
+    </w:p>
+    <w:p>
+      <w:pPr>
+        <w:numPr>
+          <w:ilvl w:val="0"/>
+          <w:numId w:val="17"/>
+        </w:numPr>
+        <w:spacing w:after="240" w:line="276" w:lineRule="auto"/>
+      </w:pPr>
+      <w:r>
+        <w:t>How do you handle peer dependencies in a package?</w:t>
+      </w:r>
+    </w:p>
+    <w:p>
+      <w:pPr>
+        <w:pStyle w:val="Heading3"/>
+        <w:spacing w:before="280"/>
+        <w:rPr>
+          <w:b w:val="0"/>
+          <w:color w:val="000000"/>
+          <w:sz w:val="26"/>
+          <w:szCs w:val="26"/>
+        </w:rPr>
+      </w:pPr>
+      <w:bookmarkStart w:id="15" w:name="_heading=h.z337ya" w:colFirst="0" w:colLast="0"/>
+      <w:bookmarkEnd w:id="15"/>
+      <w:r>
+        <w:rPr>
+          <w:color w:val="000000"/>
+          <w:sz w:val="26"/>
+          <w:szCs w:val="26"/>
+        </w:rPr>
+        <w:t>Debugging Techniques</w:t>
+      </w:r>
+    </w:p>
+    <w:p>
+      <w:pPr>
+        <w:numPr>
+          <w:ilvl w:val="0"/>
+          <w:numId w:val="24"/>
+        </w:numPr>
+        <w:spacing w:before="240" w:after="0" w:line="276" w:lineRule="auto"/>
+      </w:pPr>
+      <w:r>
+        <w:t>What are the different console methods available in JavaScript, and how do you use them for debugging?</w:t>
+      </w:r>
+    </w:p>
+    <w:p>
+      <w:pPr>
+        <w:numPr>
+          <w:ilvl w:val="0"/>
+          <w:numId w:val="24"/>
+        </w:numPr>
+        <w:spacing w:after="0" w:line="276" w:lineRule="auto"/>
+      </w:pPr>
+      <w:r>
+        <w:t>How do you debug JavaScript code using Chrome DevTools?</w:t>
+      </w:r>
+    </w:p>
+    <w:p>
+      <w:pPr>
+        <w:numPr>
+          <w:ilvl w:val="0"/>
+          <w:numId w:val="24"/>
+        </w:numPr>
+        <w:spacing w:after="0" w:line="276" w:lineRule="auto"/>
+      </w:pPr>
+      <w:r>
+        <w:t>What are breakpoints, and how do you use them effectively in debugging?</w:t>
+      </w:r>
+    </w:p>
+    <w:p>
+      <w:pPr>
+        <w:numPr>
+          <w:ilvl w:val="0"/>
+          <w:numId w:val="24"/>
+        </w:numPr>
+        <w:spacing w:after="0" w:line="276" w:lineRule="auto"/>
+      </w:pPr>
+      <w:r>
+        <w:t>What are some best practices for handling and logging errors in JavaScript?</w:t>
+      </w:r>
+    </w:p>
+    <w:p>
+      <w:pPr>
+        <w:numPr>
+          <w:ilvl w:val="0"/>
+          <w:numId w:val="24"/>
+        </w:numPr>
+        <w:spacing w:after="240" w:line="276" w:lineRule="auto"/>
+      </w:pPr>
+      <w:r>
+        <w:t>How do you trace asynchronous code execution during debugging?</w:t>
+      </w:r>
+    </w:p>
+    <w:p>
+      <w:pPr>
+        <w:pStyle w:val="Heading3"/>
+        <w:spacing w:before="280"/>
+        <w:rPr>
+          <w:b w:val="0"/>
+          <w:color w:val="000000"/>
+          <w:sz w:val="26"/>
+          <w:szCs w:val="26"/>
+        </w:rPr>
+      </w:pPr>
+      <w:r>
+        <w:rPr>
+          <w:color w:val="000000"/>
+          <w:sz w:val="26"/>
+          <w:szCs w:val="26"/>
+        </w:rPr>
+        <w:t>JavaScript and CSS</w:t>
+      </w:r>
+    </w:p>
+    <w:p>
+      <w:pPr>
+        <w:numPr>
+          <w:ilvl w:val="0"/>
+          <w:numId w:val="31"/>
+        </w:numPr>
+        <w:spacing w:before="240" w:after="0" w:line="276" w:lineRule="auto"/>
+      </w:pPr>
+      <w:r>
+        <w:t>What are CSS-in-JS libraries, and how do they integrate with JavaScript?</w:t>
+      </w:r>
+    </w:p>
+    <w:p>
+      <w:pPr>
+        <w:numPr>
+          <w:ilvl w:val="0"/>
+          <w:numId w:val="31"/>
+        </w:numPr>
+        <w:spacing w:after="0" w:line="276" w:lineRule="auto"/>
+      </w:pPr>
+      <w:r>
+        <w:t>How do you manipulate styles using JavaScript?</w:t>
+      </w:r>
+    </w:p>
+    <w:p>
+      <w:pPr>
+        <w:numPr>
+          <w:ilvl w:val="0"/>
+          <w:numId w:val="31"/>
+        </w:numPr>
+        <w:spacing w:after="0" w:line="276" w:lineRule="auto"/>
+      </w:pPr>
+      <w:r>
+        <w:t>How do you ensure responsive design using JavaScript?</w:t>
+      </w:r>
+    </w:p>
+    <w:p>
+      <w:pPr>
+        <w:numPr>
+          <w:ilvl w:val="0"/>
+          <w:numId w:val="31"/>
+        </w:numPr>
+        <w:spacing w:after="0" w:line="276" w:lineRule="auto"/>
+      </w:pPr>
+      <w:r>
+        <w:t xml:space="preserve">How does </w:t>
+      </w:r>
+      <w:r>
+        <w:rPr>
+          <w:rFonts w:ascii="Roboto Mono" w:eastAsia="Roboto Mono" w:hAnsi="Roboto Mono" w:cs="Roboto Mono"/>
+          <w:color w:val="188038"/>
+        </w:rPr>
+        <w:t>window.matchMedia</w:t>
+      </w:r>
+      <w:r>
+        <w:t xml:space="preserve"> work, and how do you use it to handle media queries in JavaScript?</w:t>
+      </w:r>
+    </w:p>
+    <w:p>
+      <w:pPr>
+        <w:numPr>
+          <w:ilvl w:val="0"/>
+          <w:numId w:val="31"/>
+        </w:numPr>
+        <w:spacing w:after="240" w:line="276" w:lineRule="auto"/>
+      </w:pPr>
+      <w:r>
+        <w:t>What are the pros and cons of using inline styles versus external stylesheets in JavaScript projects?</w:t>
+      </w:r>
+    </w:p>
+    <w:p>
+      <w:pPr>
+        <w:pStyle w:val="Heading3"/>
+        <w:spacing w:before="280"/>
+        <w:rPr>
+          <w:b w:val="0"/>
+          <w:color w:val="000000"/>
+          <w:sz w:val="26"/>
+          <w:szCs w:val="26"/>
+        </w:rPr>
+      </w:pPr>
+      <w:bookmarkStart w:id="16" w:name="_heading=h.1y810tw" w:colFirst="0" w:colLast="0"/>
+      <w:bookmarkEnd w:id="16"/>
+      <w:r>
+        <w:rPr>
+          <w:color w:val="000000"/>
+          <w:sz w:val="26"/>
+          <w:szCs w:val="26"/>
+        </w:rPr>
+        <w:t>Build Tools</w:t>
+      </w:r>
+    </w:p>
+    <w:p>
+      <w:pPr>
+        <w:numPr>
+          <w:ilvl w:val="0"/>
+          <w:numId w:val="32"/>
+        </w:numPr>
+        <w:spacing w:before="240" w:after="0" w:line="276" w:lineRule="auto"/>
+      </w:pPr>
+      <w:r>
+        <w:t>How do you configure Webpack for a JavaScript project?</w:t>
+      </w:r>
+    </w:p>
+    <w:p>
+      <w:pPr>
+        <w:numPr>
+          <w:ilvl w:val="0"/>
+          <w:numId w:val="32"/>
+        </w:numPr>
+        <w:spacing w:after="0" w:line="276" w:lineRule="auto"/>
+      </w:pPr>
+      <w:r>
+        <w:t>What is Babel, and why is it important in modern JavaScript development?</w:t>
+      </w:r>
+    </w:p>
+    <w:p>
+      <w:pPr>
+        <w:numPr>
+          <w:ilvl w:val="0"/>
+          <w:numId w:val="32"/>
+        </w:numPr>
+        <w:spacing w:after="0" w:line="276" w:lineRule="auto"/>
+      </w:pPr>
+      <w:r>
+        <w:t>How do you set up ESLint and Prettier for consistent code formatting?</w:t>
+      </w:r>
+    </w:p>
+    <w:p>
+      <w:pPr>
+        <w:numPr>
+          <w:ilvl w:val="0"/>
+          <w:numId w:val="32"/>
+        </w:numPr>
+        <w:spacing w:after="0" w:line="276" w:lineRule="auto"/>
+      </w:pPr>
+      <w:r>
+        <w:t>What are the benefits of using source maps in debugging?</w:t>
+      </w:r>
+    </w:p>
+    <w:p>
+      <w:pPr>
+        <w:numPr>
+          <w:ilvl w:val="0"/>
+          <w:numId w:val="32"/>
+        </w:numPr>
+        <w:spacing w:after="240" w:line="276" w:lineRule="auto"/>
+      </w:pPr>
+      <w:r>
+        <w:t>How do you optimize build processes for performance in large projects?</w:t>
+      </w:r>
+    </w:p>
+    <w:p>
+      <w:pPr>
+        <w:pStyle w:val="Heading3"/>
+        <w:spacing w:before="280"/>
+        <w:rPr>
+          <w:b w:val="0"/>
+          <w:color w:val="000000"/>
+          <w:sz w:val="26"/>
+          <w:szCs w:val="26"/>
+        </w:rPr>
+      </w:pPr>
+      <w:bookmarkStart w:id="17" w:name="_heading=h.4i7ojhp" w:colFirst="0" w:colLast="0"/>
+      <w:bookmarkEnd w:id="17"/>
+      <w:r>
+        <w:rPr>
+          <w:color w:val="000000"/>
+          <w:sz w:val="26"/>
+          <w:szCs w:val="26"/>
+        </w:rPr>
+        <w:t>Iterators and Generators</w:t>
+      </w:r>
+    </w:p>
+    <w:p>
+      <w:pPr>
+        <w:numPr>
+          <w:ilvl w:val="0"/>
+          <w:numId w:val="30"/>
+        </w:numPr>
+        <w:spacing w:before="240" w:after="0" w:line="276" w:lineRule="auto"/>
+      </w:pPr>
+      <w:r>
+        <w:t>How would you implement an iterator in JavaScript?</w:t>
+      </w:r>
+    </w:p>
+    <w:p>
+      <w:pPr>
+        <w:numPr>
+          <w:ilvl w:val="0"/>
+          <w:numId w:val="30"/>
+        </w:numPr>
+        <w:spacing w:after="0" w:line="276" w:lineRule="auto"/>
+      </w:pPr>
+      <w:r>
+        <w:t>What are generators, and how do they differ from regular functions?</w:t>
+      </w:r>
+    </w:p>
+    <w:p>
+      <w:pPr>
+        <w:numPr>
+          <w:ilvl w:val="0"/>
+          <w:numId w:val="30"/>
+        </w:numPr>
+        <w:spacing w:after="0" w:line="276" w:lineRule="auto"/>
+      </w:pPr>
+      <w:r>
+        <w:t>How do you use generators for lazy evaluation in JavaScript?</w:t>
+      </w:r>
+    </w:p>
+    <w:p>
+      <w:pPr>
+        <w:numPr>
+          <w:ilvl w:val="0"/>
+          <w:numId w:val="30"/>
+        </w:numPr>
+        <w:spacing w:after="0" w:line="276" w:lineRule="auto"/>
+      </w:pPr>
+      <w:r>
+        <w:t>What are async generators, and when would you use them?</w:t>
+      </w:r>
+    </w:p>
+    <w:p>
+      <w:pPr>
+        <w:numPr>
+          <w:ilvl w:val="0"/>
+          <w:numId w:val="30"/>
+        </w:numPr>
+        <w:spacing w:after="240" w:line="276" w:lineRule="auto"/>
+      </w:pPr>
+      <w:r>
+        <w:t>How do you combine iterators and generators for complex data processing tasks?</w:t>
+      </w:r>
+    </w:p>
+    <w:p>
+      <w:pPr>
+        <w:rPr>
+          <w:rFonts w:ascii="Times New Roman" w:hAnsi="Times New Roman" w:cs="Times New Roman"/>
+          <w:sz w:val="24"/>
+          <w:szCs w:val="24"/>
+        </w:rPr>
+      </w:pPr>
+    </w:p>
+    <w:p>
+      <w:pPr>
+        <w:rPr>
+          <w:rFonts w:ascii="Times New Roman" w:hAnsi="Times New Roman" w:cs="Times New Roman"/>
+          <w:sz w:val="24"/>
+          <w:szCs w:val="24"/>
+        </w:rPr>
+      </w:pPr>
+    </w:p>
+    <w:p>
+      <w:pPr>
+        <w:rPr>
+          <w:rFonts w:ascii="Times New Roman" w:hAnsi="Times New Roman" w:cs="Times New Roman"/>
+          <w:sz w:val="24"/>
+          <w:szCs w:val="24"/>
+        </w:rPr>
+      </w:pPr>
+    </w:p>
     <w:sectPr>
       <w:pgSz w:w="11906" w:h="16838"/>
       <w:pgMar w:top="1440" w:right="1440" w:bottom="1440" w:left="1440" w:header="708" w:footer="708" w:gutter="0"/>
@@ -16740,6 +18317,345 @@
     </w:lvl>
   </w:abstractNum>
   <w:abstractNum w:abstractNumId="1" w15:restartNumberingAfterBreak="0">
+    <w:nsid w:val="03F906AA"/>
+    <w:multiLevelType w:val="multilevel"/>
+    <w:tmpl w:val="BB5E96E4"/>
+    <w:lvl w:ilvl="0">
+      <w:start w:val="1"/>
+      <w:numFmt w:val="decimal"/>
+      <w:lvlText w:val="%1."/>
+      <w:lvlJc w:val="left"/>
+      <w:pPr>
+        <w:ind w:left="720" w:hanging="360"/>
+      </w:pPr>
+      <w:rPr>
+        <w:u w:val="none"/>
+      </w:rPr>
+    </w:lvl>
+    <w:lvl w:ilvl="1">
+      <w:start w:val="1"/>
+      <w:numFmt w:val="lowerLetter"/>
+      <w:lvlText w:val="%2."/>
+      <w:lvlJc w:val="left"/>
+      <w:pPr>
+        <w:ind w:left="1440" w:hanging="360"/>
+      </w:pPr>
+      <w:rPr>
+        <w:u w:val="none"/>
+      </w:rPr>
+    </w:lvl>
+    <w:lvl w:ilvl="2">
+      <w:start w:val="1"/>
+      <w:numFmt w:val="lowerRoman"/>
+      <w:lvlText w:val="%3."/>
+      <w:lvlJc w:val="left"/>
+      <w:pPr>
+        <w:ind w:left="2160" w:hanging="360"/>
+      </w:pPr>
+      <w:rPr>
+        <w:u w:val="none"/>
+      </w:rPr>
+    </w:lvl>
+    <w:lvl w:ilvl="3">
+      <w:start w:val="1"/>
+      <w:numFmt w:val="decimal"/>
+      <w:lvlText w:val="%4."/>
+      <w:lvlJc w:val="left"/>
+      <w:pPr>
+        <w:ind w:left="2880" w:hanging="360"/>
+      </w:pPr>
+      <w:rPr>
+        <w:u w:val="none"/>
+      </w:rPr>
+    </w:lvl>
+    <w:lvl w:ilvl="4">
+      <w:start w:val="1"/>
+      <w:numFmt w:val="lowerLetter"/>
+      <w:lvlText w:val="%5."/>
+      <w:lvlJc w:val="left"/>
+      <w:pPr>
+        <w:ind w:left="3600" w:hanging="360"/>
+      </w:pPr>
+      <w:rPr>
+        <w:u w:val="none"/>
+      </w:rPr>
+    </w:lvl>
+    <w:lvl w:ilvl="5">
+      <w:start w:val="1"/>
+      <w:numFmt w:val="lowerRoman"/>
+      <w:lvlText w:val="%6."/>
+      <w:lvlJc w:val="left"/>
+      <w:pPr>
+        <w:ind w:left="4320" w:hanging="360"/>
+      </w:pPr>
+      <w:rPr>
+        <w:u w:val="none"/>
+      </w:rPr>
+    </w:lvl>
+    <w:lvl w:ilvl="6">
+      <w:start w:val="1"/>
+      <w:numFmt w:val="decimal"/>
+      <w:lvlText w:val="%7."/>
+      <w:lvlJc w:val="left"/>
+      <w:pPr>
+        <w:ind w:left="5040" w:hanging="360"/>
+      </w:pPr>
+      <w:rPr>
+        <w:u w:val="none"/>
+      </w:rPr>
+    </w:lvl>
+    <w:lvl w:ilvl="7">
+      <w:start w:val="1"/>
+      <w:numFmt w:val="lowerLetter"/>
+      <w:lvlText w:val="%8."/>
+      <w:lvlJc w:val="left"/>
+      <w:pPr>
+        <w:ind w:left="5760" w:hanging="360"/>
+      </w:pPr>
+      <w:rPr>
+        <w:u w:val="none"/>
+      </w:rPr>
+    </w:lvl>
+    <w:lvl w:ilvl="8">
+      <w:start w:val="1"/>
+      <w:numFmt w:val="lowerRoman"/>
+      <w:lvlText w:val="%9."/>
+      <w:lvlJc w:val="left"/>
+      <w:pPr>
+        <w:ind w:left="6480" w:hanging="360"/>
+      </w:pPr>
+      <w:rPr>
+        <w:u w:val="none"/>
+      </w:rPr>
+    </w:lvl>
+  </w:abstractNum>
+  <w:abstractNum w:abstractNumId="2" w15:restartNumberingAfterBreak="0">
+    <w:nsid w:val="04B66813"/>
+    <w:multiLevelType w:val="multilevel"/>
+    <w:tmpl w:val="E764A690"/>
+    <w:lvl w:ilvl="0">
+      <w:start w:val="1"/>
+      <w:numFmt w:val="decimal"/>
+      <w:lvlText w:val="%1."/>
+      <w:lvlJc w:val="left"/>
+      <w:pPr>
+        <w:ind w:left="720" w:hanging="360"/>
+      </w:pPr>
+      <w:rPr>
+        <w:u w:val="none"/>
+      </w:rPr>
+    </w:lvl>
+    <w:lvl w:ilvl="1">
+      <w:start w:val="1"/>
+      <w:numFmt w:val="lowerLetter"/>
+      <w:lvlText w:val="%2."/>
+      <w:lvlJc w:val="left"/>
+      <w:pPr>
+        <w:ind w:left="1440" w:hanging="360"/>
+      </w:pPr>
+      <w:rPr>
+        <w:u w:val="none"/>
+      </w:rPr>
+    </w:lvl>
+    <w:lvl w:ilvl="2">
+      <w:start w:val="1"/>
+      <w:numFmt w:val="lowerRoman"/>
+      <w:lvlText w:val="%3."/>
+      <w:lvlJc w:val="left"/>
+      <w:pPr>
+        <w:ind w:left="2160" w:hanging="360"/>
+      </w:pPr>
+      <w:rPr>
+        <w:u w:val="none"/>
+      </w:rPr>
+    </w:lvl>
+    <w:lvl w:ilvl="3">
+      <w:start w:val="1"/>
+      <w:numFmt w:val="decimal"/>
+      <w:lvlText w:val="%4."/>
+      <w:lvlJc w:val="left"/>
+      <w:pPr>
+        <w:ind w:left="2880" w:hanging="360"/>
+      </w:pPr>
+      <w:rPr>
+        <w:u w:val="none"/>
+      </w:rPr>
+    </w:lvl>
+    <w:lvl w:ilvl="4">
+      <w:start w:val="1"/>
+      <w:numFmt w:val="lowerLetter"/>
+      <w:lvlText w:val="%5."/>
+      <w:lvlJc w:val="left"/>
+      <w:pPr>
+        <w:ind w:left="3600" w:hanging="360"/>
+      </w:pPr>
+      <w:rPr>
+        <w:u w:val="none"/>
+      </w:rPr>
+    </w:lvl>
+    <w:lvl w:ilvl="5">
+      <w:start w:val="1"/>
+      <w:numFmt w:val="lowerRoman"/>
+      <w:lvlText w:val="%6."/>
+      <w:lvlJc w:val="left"/>
+      <w:pPr>
+        <w:ind w:left="4320" w:hanging="360"/>
+      </w:pPr>
+      <w:rPr>
+        <w:u w:val="none"/>
+      </w:rPr>
+    </w:lvl>
+    <w:lvl w:ilvl="6">
+      <w:start w:val="1"/>
+      <w:numFmt w:val="decimal"/>
+      <w:lvlText w:val="%7."/>
+      <w:lvlJc w:val="left"/>
+      <w:pPr>
+        <w:ind w:left="5040" w:hanging="360"/>
+      </w:pPr>
+      <w:rPr>
+        <w:u w:val="none"/>
+      </w:rPr>
+    </w:lvl>
+    <w:lvl w:ilvl="7">
+      <w:start w:val="1"/>
+      <w:numFmt w:val="lowerLetter"/>
+      <w:lvlText w:val="%8."/>
+      <w:lvlJc w:val="left"/>
+      <w:pPr>
+        <w:ind w:left="5760" w:hanging="360"/>
+      </w:pPr>
+      <w:rPr>
+        <w:u w:val="none"/>
+      </w:rPr>
+    </w:lvl>
+    <w:lvl w:ilvl="8">
+      <w:start w:val="1"/>
+      <w:numFmt w:val="lowerRoman"/>
+      <w:lvlText w:val="%9."/>
+      <w:lvlJc w:val="left"/>
+      <w:pPr>
+        <w:ind w:left="6480" w:hanging="360"/>
+      </w:pPr>
+      <w:rPr>
+        <w:u w:val="none"/>
+      </w:rPr>
+    </w:lvl>
+  </w:abstractNum>
+  <w:abstractNum w:abstractNumId="3" w15:restartNumberingAfterBreak="0">
+    <w:nsid w:val="04C80FE9"/>
+    <w:multiLevelType w:val="multilevel"/>
+    <w:tmpl w:val="179621B8"/>
+    <w:lvl w:ilvl="0">
+      <w:start w:val="1"/>
+      <w:numFmt w:val="decimal"/>
+      <w:lvlText w:val="%1."/>
+      <w:lvlJc w:val="left"/>
+      <w:pPr>
+        <w:ind w:left="720" w:hanging="360"/>
+      </w:pPr>
+      <w:rPr>
+        <w:u w:val="none"/>
+      </w:rPr>
+    </w:lvl>
+    <w:lvl w:ilvl="1">
+      <w:start w:val="1"/>
+      <w:numFmt w:val="lowerLetter"/>
+      <w:lvlText w:val="%2."/>
+      <w:lvlJc w:val="left"/>
+      <w:pPr>
+        <w:ind w:left="1440" w:hanging="360"/>
+      </w:pPr>
+      <w:rPr>
+        <w:u w:val="none"/>
+      </w:rPr>
+    </w:lvl>
+    <w:lvl w:ilvl="2">
+      <w:start w:val="1"/>
+      <w:numFmt w:val="lowerRoman"/>
+      <w:lvlText w:val="%3."/>
+      <w:lvlJc w:val="left"/>
+      <w:pPr>
+        <w:ind w:left="2160" w:hanging="360"/>
+      </w:pPr>
+      <w:rPr>
+        <w:u w:val="none"/>
+      </w:rPr>
+    </w:lvl>
+    <w:lvl w:ilvl="3">
+      <w:start w:val="1"/>
+      <w:numFmt w:val="decimal"/>
+      <w:lvlText w:val="%4."/>
+      <w:lvlJc w:val="left"/>
+      <w:pPr>
+        <w:ind w:left="2880" w:hanging="360"/>
+      </w:pPr>
+      <w:rPr>
+        <w:u w:val="none"/>
+      </w:rPr>
+    </w:lvl>
+    <w:lvl w:ilvl="4">
+      <w:start w:val="1"/>
+      <w:numFmt w:val="lowerLetter"/>
+      <w:lvlText w:val="%5."/>
+      <w:lvlJc w:val="left"/>
+      <w:pPr>
+        <w:ind w:left="3600" w:hanging="360"/>
+      </w:pPr>
+      <w:rPr>
+        <w:u w:val="none"/>
+      </w:rPr>
+    </w:lvl>
+    <w:lvl w:ilvl="5">
+      <w:start w:val="1"/>
+      <w:numFmt w:val="lowerRoman"/>
+      <w:lvlText w:val="%6."/>
+      <w:lvlJc w:val="left"/>
+      <w:pPr>
+        <w:ind w:left="4320" w:hanging="360"/>
+      </w:pPr>
+      <w:rPr>
+        <w:u w:val="none"/>
+      </w:rPr>
+    </w:lvl>
+    <w:lvl w:ilvl="6">
+      <w:start w:val="1"/>
+      <w:numFmt w:val="decimal"/>
+      <w:lvlText w:val="%7."/>
+      <w:lvlJc w:val="left"/>
+      <w:pPr>
+        <w:ind w:left="5040" w:hanging="360"/>
+      </w:pPr>
+      <w:rPr>
+        <w:u w:val="none"/>
+      </w:rPr>
+    </w:lvl>
+    <w:lvl w:ilvl="7">
+      <w:start w:val="1"/>
+      <w:numFmt w:val="lowerLetter"/>
+      <w:lvlText w:val="%8."/>
+      <w:lvlJc w:val="left"/>
+      <w:pPr>
+        <w:ind w:left="5760" w:hanging="360"/>
+      </w:pPr>
+      <w:rPr>
+        <w:u w:val="none"/>
+      </w:rPr>
+    </w:lvl>
+    <w:lvl w:ilvl="8">
+      <w:start w:val="1"/>
+      <w:numFmt w:val="lowerRoman"/>
+      <w:lvlText w:val="%9."/>
+      <w:lvlJc w:val="left"/>
+      <w:pPr>
+        <w:ind w:left="6480" w:hanging="360"/>
+      </w:pPr>
+      <w:rPr>
+        <w:u w:val="none"/>
+      </w:rPr>
+    </w:lvl>
+  </w:abstractNum>
+  <w:abstractNum w:abstractNumId="4" w15:restartNumberingAfterBreak="0">
     <w:nsid w:val="12BB3B5D"/>
     <w:multiLevelType w:val="multilevel"/>
     <w:tmpl w:val="461E4270"/>
@@ -16888,7 +18804,346 @@
       </w:rPr>
     </w:lvl>
   </w:abstractNum>
-  <w:abstractNum w:abstractNumId="2" w15:restartNumberingAfterBreak="0">
+  <w:abstractNum w:abstractNumId="5" w15:restartNumberingAfterBreak="0">
+    <w:nsid w:val="130011BD"/>
+    <w:multiLevelType w:val="multilevel"/>
+    <w:tmpl w:val="5F6C4412"/>
+    <w:lvl w:ilvl="0">
+      <w:start w:val="1"/>
+      <w:numFmt w:val="decimal"/>
+      <w:lvlText w:val="%1."/>
+      <w:lvlJc w:val="left"/>
+      <w:pPr>
+        <w:ind w:left="720" w:hanging="360"/>
+      </w:pPr>
+      <w:rPr>
+        <w:u w:val="none"/>
+      </w:rPr>
+    </w:lvl>
+    <w:lvl w:ilvl="1">
+      <w:start w:val="1"/>
+      <w:numFmt w:val="lowerLetter"/>
+      <w:lvlText w:val="%2."/>
+      <w:lvlJc w:val="left"/>
+      <w:pPr>
+        <w:ind w:left="1440" w:hanging="360"/>
+      </w:pPr>
+      <w:rPr>
+        <w:u w:val="none"/>
+      </w:rPr>
+    </w:lvl>
+    <w:lvl w:ilvl="2">
+      <w:start w:val="1"/>
+      <w:numFmt w:val="lowerRoman"/>
+      <w:lvlText w:val="%3."/>
+      <w:lvlJc w:val="left"/>
+      <w:pPr>
+        <w:ind w:left="2160" w:hanging="360"/>
+      </w:pPr>
+      <w:rPr>
+        <w:u w:val="none"/>
+      </w:rPr>
+    </w:lvl>
+    <w:lvl w:ilvl="3">
+      <w:start w:val="1"/>
+      <w:numFmt w:val="decimal"/>
+      <w:lvlText w:val="%4."/>
+      <w:lvlJc w:val="left"/>
+      <w:pPr>
+        <w:ind w:left="2880" w:hanging="360"/>
+      </w:pPr>
+      <w:rPr>
+        <w:u w:val="none"/>
+      </w:rPr>
+    </w:lvl>
+    <w:lvl w:ilvl="4">
+      <w:start w:val="1"/>
+      <w:numFmt w:val="lowerLetter"/>
+      <w:lvlText w:val="%5."/>
+      <w:lvlJc w:val="left"/>
+      <w:pPr>
+        <w:ind w:left="3600" w:hanging="360"/>
+      </w:pPr>
+      <w:rPr>
+        <w:u w:val="none"/>
+      </w:rPr>
+    </w:lvl>
+    <w:lvl w:ilvl="5">
+      <w:start w:val="1"/>
+      <w:numFmt w:val="lowerRoman"/>
+      <w:lvlText w:val="%6."/>
+      <w:lvlJc w:val="left"/>
+      <w:pPr>
+        <w:ind w:left="4320" w:hanging="360"/>
+      </w:pPr>
+      <w:rPr>
+        <w:u w:val="none"/>
+      </w:rPr>
+    </w:lvl>
+    <w:lvl w:ilvl="6">
+      <w:start w:val="1"/>
+      <w:numFmt w:val="decimal"/>
+      <w:lvlText w:val="%7."/>
+      <w:lvlJc w:val="left"/>
+      <w:pPr>
+        <w:ind w:left="5040" w:hanging="360"/>
+      </w:pPr>
+      <w:rPr>
+        <w:u w:val="none"/>
+      </w:rPr>
+    </w:lvl>
+    <w:lvl w:ilvl="7">
+      <w:start w:val="1"/>
+      <w:numFmt w:val="lowerLetter"/>
+      <w:lvlText w:val="%8."/>
+      <w:lvlJc w:val="left"/>
+      <w:pPr>
+        <w:ind w:left="5760" w:hanging="360"/>
+      </w:pPr>
+      <w:rPr>
+        <w:u w:val="none"/>
+      </w:rPr>
+    </w:lvl>
+    <w:lvl w:ilvl="8">
+      <w:start w:val="1"/>
+      <w:numFmt w:val="lowerRoman"/>
+      <w:lvlText w:val="%9."/>
+      <w:lvlJc w:val="left"/>
+      <w:pPr>
+        <w:ind w:left="6480" w:hanging="360"/>
+      </w:pPr>
+      <w:rPr>
+        <w:u w:val="none"/>
+      </w:rPr>
+    </w:lvl>
+  </w:abstractNum>
+  <w:abstractNum w:abstractNumId="6" w15:restartNumberingAfterBreak="0">
+    <w:nsid w:val="13BE1372"/>
+    <w:multiLevelType w:val="multilevel"/>
+    <w:tmpl w:val="7C22953C"/>
+    <w:lvl w:ilvl="0">
+      <w:start w:val="1"/>
+      <w:numFmt w:val="decimal"/>
+      <w:lvlText w:val="%1."/>
+      <w:lvlJc w:val="left"/>
+      <w:pPr>
+        <w:ind w:left="720" w:hanging="360"/>
+      </w:pPr>
+      <w:rPr>
+        <w:u w:val="none"/>
+      </w:rPr>
+    </w:lvl>
+    <w:lvl w:ilvl="1">
+      <w:start w:val="1"/>
+      <w:numFmt w:val="lowerLetter"/>
+      <w:lvlText w:val="%2."/>
+      <w:lvlJc w:val="left"/>
+      <w:pPr>
+        <w:ind w:left="1440" w:hanging="360"/>
+      </w:pPr>
+      <w:rPr>
+        <w:u w:val="none"/>
+      </w:rPr>
+    </w:lvl>
+    <w:lvl w:ilvl="2">
+      <w:start w:val="1"/>
+      <w:numFmt w:val="lowerRoman"/>
+      <w:lvlText w:val="%3."/>
+      <w:lvlJc w:val="left"/>
+      <w:pPr>
+        <w:ind w:left="2160" w:hanging="360"/>
+      </w:pPr>
+      <w:rPr>
+        <w:u w:val="none"/>
+      </w:rPr>
+    </w:lvl>
+    <w:lvl w:ilvl="3">
+      <w:start w:val="1"/>
+      <w:numFmt w:val="decimal"/>
+      <w:lvlText w:val="%4."/>
+      <w:lvlJc w:val="left"/>
+      <w:pPr>
+        <w:ind w:left="2880" w:hanging="360"/>
+      </w:pPr>
+      <w:rPr>
+        <w:u w:val="none"/>
+      </w:rPr>
+    </w:lvl>
+    <w:lvl w:ilvl="4">
+      <w:start w:val="1"/>
+      <w:numFmt w:val="lowerLetter"/>
+      <w:lvlText w:val="%5."/>
+      <w:lvlJc w:val="left"/>
+      <w:pPr>
+        <w:ind w:left="3600" w:hanging="360"/>
+      </w:pPr>
+      <w:rPr>
+        <w:u w:val="none"/>
+      </w:rPr>
+    </w:lvl>
+    <w:lvl w:ilvl="5">
+      <w:start w:val="1"/>
+      <w:numFmt w:val="lowerRoman"/>
+      <w:lvlText w:val="%6."/>
+      <w:lvlJc w:val="left"/>
+      <w:pPr>
+        <w:ind w:left="4320" w:hanging="360"/>
+      </w:pPr>
+      <w:rPr>
+        <w:u w:val="none"/>
+      </w:rPr>
+    </w:lvl>
+    <w:lvl w:ilvl="6">
+      <w:start w:val="1"/>
+      <w:numFmt w:val="decimal"/>
+      <w:lvlText w:val="%7."/>
+      <w:lvlJc w:val="left"/>
+      <w:pPr>
+        <w:ind w:left="5040" w:hanging="360"/>
+      </w:pPr>
+      <w:rPr>
+        <w:u w:val="none"/>
+      </w:rPr>
+    </w:lvl>
+    <w:lvl w:ilvl="7">
+      <w:start w:val="1"/>
+      <w:numFmt w:val="lowerLetter"/>
+      <w:lvlText w:val="%8."/>
+      <w:lvlJc w:val="left"/>
+      <w:pPr>
+        <w:ind w:left="5760" w:hanging="360"/>
+      </w:pPr>
+      <w:rPr>
+        <w:u w:val="none"/>
+      </w:rPr>
+    </w:lvl>
+    <w:lvl w:ilvl="8">
+      <w:start w:val="1"/>
+      <w:numFmt w:val="lowerRoman"/>
+      <w:lvlText w:val="%9."/>
+      <w:lvlJc w:val="left"/>
+      <w:pPr>
+        <w:ind w:left="6480" w:hanging="360"/>
+      </w:pPr>
+      <w:rPr>
+        <w:u w:val="none"/>
+      </w:rPr>
+    </w:lvl>
+  </w:abstractNum>
+  <w:abstractNum w:abstractNumId="7" w15:restartNumberingAfterBreak="0">
+    <w:nsid w:val="266E7AE5"/>
+    <w:multiLevelType w:val="multilevel"/>
+    <w:tmpl w:val="004A8FE2"/>
+    <w:lvl w:ilvl="0">
+      <w:start w:val="1"/>
+      <w:numFmt w:val="decimal"/>
+      <w:lvlText w:val="%1."/>
+      <w:lvlJc w:val="left"/>
+      <w:pPr>
+        <w:ind w:left="720" w:hanging="360"/>
+      </w:pPr>
+      <w:rPr>
+        <w:u w:val="none"/>
+      </w:rPr>
+    </w:lvl>
+    <w:lvl w:ilvl="1">
+      <w:start w:val="1"/>
+      <w:numFmt w:val="lowerLetter"/>
+      <w:lvlText w:val="%2."/>
+      <w:lvlJc w:val="left"/>
+      <w:pPr>
+        <w:ind w:left="1440" w:hanging="360"/>
+      </w:pPr>
+      <w:rPr>
+        <w:u w:val="none"/>
+      </w:rPr>
+    </w:lvl>
+    <w:lvl w:ilvl="2">
+      <w:start w:val="1"/>
+      <w:numFmt w:val="lowerRoman"/>
+      <w:lvlText w:val="%3."/>
+      <w:lvlJc w:val="left"/>
+      <w:pPr>
+        <w:ind w:left="2160" w:hanging="360"/>
+      </w:pPr>
+      <w:rPr>
+        <w:u w:val="none"/>
+      </w:rPr>
+    </w:lvl>
+    <w:lvl w:ilvl="3">
+      <w:start w:val="1"/>
+      <w:numFmt w:val="decimal"/>
+      <w:lvlText w:val="%4."/>
+      <w:lvlJc w:val="left"/>
+      <w:pPr>
+        <w:ind w:left="2880" w:hanging="360"/>
+      </w:pPr>
+      <w:rPr>
+        <w:u w:val="none"/>
+      </w:rPr>
+    </w:lvl>
+    <w:lvl w:ilvl="4">
+      <w:start w:val="1"/>
+      <w:numFmt w:val="lowerLetter"/>
+      <w:lvlText w:val="%5."/>
+      <w:lvlJc w:val="left"/>
+      <w:pPr>
+        <w:ind w:left="3600" w:hanging="360"/>
+      </w:pPr>
+      <w:rPr>
+        <w:u w:val="none"/>
+      </w:rPr>
+    </w:lvl>
+    <w:lvl w:ilvl="5">
+      <w:start w:val="1"/>
+      <w:numFmt w:val="lowerRoman"/>
+      <w:lvlText w:val="%6."/>
+      <w:lvlJc w:val="left"/>
+      <w:pPr>
+        <w:ind w:left="4320" w:hanging="360"/>
+      </w:pPr>
+      <w:rPr>
+        <w:u w:val="none"/>
+      </w:rPr>
+    </w:lvl>
+    <w:lvl w:ilvl="6">
+      <w:start w:val="1"/>
+      <w:numFmt w:val="decimal"/>
+      <w:lvlText w:val="%7."/>
+      <w:lvlJc w:val="left"/>
+      <w:pPr>
+        <w:ind w:left="5040" w:hanging="360"/>
+      </w:pPr>
+      <w:rPr>
+        <w:u w:val="none"/>
+      </w:rPr>
+    </w:lvl>
+    <w:lvl w:ilvl="7">
+      <w:start w:val="1"/>
+      <w:numFmt w:val="lowerLetter"/>
+      <w:lvlText w:val="%8."/>
+      <w:lvlJc w:val="left"/>
+      <w:pPr>
+        <w:ind w:left="5760" w:hanging="360"/>
+      </w:pPr>
+      <w:rPr>
+        <w:u w:val="none"/>
+      </w:rPr>
+    </w:lvl>
+    <w:lvl w:ilvl="8">
+      <w:start w:val="1"/>
+      <w:numFmt w:val="lowerRoman"/>
+      <w:lvlText w:val="%9."/>
+      <w:lvlJc w:val="left"/>
+      <w:pPr>
+        <w:ind w:left="6480" w:hanging="360"/>
+      </w:pPr>
+      <w:rPr>
+        <w:u w:val="none"/>
+      </w:rPr>
+    </w:lvl>
+  </w:abstractNum>
+  <w:abstractNum w:abstractNumId="8" w15:restartNumberingAfterBreak="0">
     <w:nsid w:val="2CAA31D7"/>
     <w:multiLevelType w:val="multilevel"/>
     <w:tmpl w:val="7B54A36A"/>
@@ -17005,7 +19260,120 @@
       </w:pPr>
     </w:lvl>
   </w:abstractNum>
-  <w:abstractNum w:abstractNumId="3" w15:restartNumberingAfterBreak="0">
+  <w:abstractNum w:abstractNumId="9" w15:restartNumberingAfterBreak="0">
+    <w:nsid w:val="2CB37BD8"/>
+    <w:multiLevelType w:val="multilevel"/>
+    <w:tmpl w:val="9E4426DC"/>
+    <w:lvl w:ilvl="0">
+      <w:start w:val="1"/>
+      <w:numFmt w:val="decimal"/>
+      <w:lvlText w:val="%1."/>
+      <w:lvlJc w:val="left"/>
+      <w:pPr>
+        <w:ind w:left="720" w:hanging="360"/>
+      </w:pPr>
+      <w:rPr>
+        <w:u w:val="none"/>
+      </w:rPr>
+    </w:lvl>
+    <w:lvl w:ilvl="1">
+      <w:start w:val="1"/>
+      <w:numFmt w:val="lowerLetter"/>
+      <w:lvlText w:val="%2."/>
+      <w:lvlJc w:val="left"/>
+      <w:pPr>
+        <w:ind w:left="1440" w:hanging="360"/>
+      </w:pPr>
+      <w:rPr>
+        <w:u w:val="none"/>
+      </w:rPr>
+    </w:lvl>
+    <w:lvl w:ilvl="2">
+      <w:start w:val="1"/>
+      <w:numFmt w:val="lowerRoman"/>
+      <w:lvlText w:val="%3."/>
+      <w:lvlJc w:val="left"/>
+      <w:pPr>
+        <w:ind w:left="2160" w:hanging="360"/>
+      </w:pPr>
+      <w:rPr>
+        <w:u w:val="none"/>
+      </w:rPr>
+    </w:lvl>
+    <w:lvl w:ilvl="3">
+      <w:start w:val="1"/>
+      <w:numFmt w:val="decimal"/>
+      <w:lvlText w:val="%4."/>
+      <w:lvlJc w:val="left"/>
+      <w:pPr>
+        <w:ind w:left="2880" w:hanging="360"/>
+      </w:pPr>
+      <w:rPr>
+        <w:u w:val="none"/>
+      </w:rPr>
+    </w:lvl>
+    <w:lvl w:ilvl="4">
+      <w:start w:val="1"/>
+      <w:numFmt w:val="lowerLetter"/>
+      <w:lvlText w:val="%5."/>
+      <w:lvlJc w:val="left"/>
+      <w:pPr>
+        <w:ind w:left="3600" w:hanging="360"/>
+      </w:pPr>
+      <w:rPr>
+        <w:u w:val="none"/>
+      </w:rPr>
+    </w:lvl>
+    <w:lvl w:ilvl="5">
+      <w:start w:val="1"/>
+      <w:numFmt w:val="lowerRoman"/>
+      <w:lvlText w:val="%6."/>
+      <w:lvlJc w:val="left"/>
+      <w:pPr>
+        <w:ind w:left="4320" w:hanging="360"/>
+      </w:pPr>
+      <w:rPr>
+        <w:u w:val="none"/>
+      </w:rPr>
+    </w:lvl>
+    <w:lvl w:ilvl="6">
+      <w:start w:val="1"/>
+      <w:numFmt w:val="decimal"/>
+      <w:lvlText w:val="%7."/>
+      <w:lvlJc w:val="left"/>
+      <w:pPr>
+        <w:ind w:left="5040" w:hanging="360"/>
+      </w:pPr>
+      <w:rPr>
+        <w:u w:val="none"/>
+      </w:rPr>
+    </w:lvl>
+    <w:lvl w:ilvl="7">
+      <w:start w:val="1"/>
+      <w:numFmt w:val="lowerLetter"/>
+      <w:lvlText w:val="%8."/>
+      <w:lvlJc w:val="left"/>
+      <w:pPr>
+        <w:ind w:left="5760" w:hanging="360"/>
+      </w:pPr>
+      <w:rPr>
+        <w:u w:val="none"/>
+      </w:rPr>
+    </w:lvl>
+    <w:lvl w:ilvl="8">
+      <w:start w:val="1"/>
+      <w:numFmt w:val="lowerRoman"/>
+      <w:lvlText w:val="%9."/>
+      <w:lvlJc w:val="left"/>
+      <w:pPr>
+        <w:ind w:left="6480" w:hanging="360"/>
+      </w:pPr>
+      <w:rPr>
+        <w:u w:val="none"/>
+      </w:rPr>
+    </w:lvl>
+  </w:abstractNum>
+  <w:abstractNum w:abstractNumId="10" w15:restartNumberingAfterBreak="0">
     <w:nsid w:val="2FE92BB8"/>
     <w:multiLevelType w:val="multilevel"/>
     <w:tmpl w:val="F6EEA1EE"/>
@@ -17154,7 +19522,7 @@
       </w:rPr>
     </w:lvl>
   </w:abstractNum>
-  <w:abstractNum w:abstractNumId="4" w15:restartNumberingAfterBreak="0">
+  <w:abstractNum w:abstractNumId="11" w15:restartNumberingAfterBreak="0">
     <w:nsid w:val="399F5A0A"/>
     <w:multiLevelType w:val="multilevel"/>
     <w:tmpl w:val="0720B338"/>
@@ -17303,7 +19671,120 @@
       </w:rPr>
     </w:lvl>
   </w:abstractNum>
-  <w:abstractNum w:abstractNumId="5" w15:restartNumberingAfterBreak="0">
+  <w:abstractNum w:abstractNumId="12" w15:restartNumberingAfterBreak="0">
+    <w:nsid w:val="3C210239"/>
+    <w:multiLevelType w:val="multilevel"/>
+    <w:tmpl w:val="AD2CE9EC"/>
+    <w:lvl w:ilvl="0">
+      <w:start w:val="1"/>
+      <w:numFmt w:val="decimal"/>
+      <w:lvlText w:val="%1."/>
+      <w:lvlJc w:val="left"/>
+      <w:pPr>
+        <w:ind w:left="720" w:hanging="360"/>
+      </w:pPr>
+      <w:rPr>
+        <w:u w:val="none"/>
+      </w:rPr>
+    </w:lvl>
+    <w:lvl w:ilvl="1">
+      <w:start w:val="1"/>
+      <w:numFmt w:val="lowerLetter"/>
+      <w:lvlText w:val="%2."/>
+      <w:lvlJc w:val="left"/>
+      <w:pPr>
+        <w:ind w:left="1440" w:hanging="360"/>
+      </w:pPr>
+      <w:rPr>
+        <w:u w:val="none"/>
+      </w:rPr>
+    </w:lvl>
+    <w:lvl w:ilvl="2">
+      <w:start w:val="1"/>
+      <w:numFmt w:val="lowerRoman"/>
+      <w:lvlText w:val="%3."/>
+      <w:lvlJc w:val="left"/>
+      <w:pPr>
+        <w:ind w:left="2160" w:hanging="360"/>
+      </w:pPr>
+      <w:rPr>
+        <w:u w:val="none"/>
+      </w:rPr>
+    </w:lvl>
+    <w:lvl w:ilvl="3">
+      <w:start w:val="1"/>
+      <w:numFmt w:val="decimal"/>
+      <w:lvlText w:val="%4."/>
+      <w:lvlJc w:val="left"/>
+      <w:pPr>
+        <w:ind w:left="2880" w:hanging="360"/>
+      </w:pPr>
+      <w:rPr>
+        <w:u w:val="none"/>
+      </w:rPr>
+    </w:lvl>
+    <w:lvl w:ilvl="4">
+      <w:start w:val="1"/>
+      <w:numFmt w:val="lowerLetter"/>
+      <w:lvlText w:val="%5."/>
+      <w:lvlJc w:val="left"/>
+      <w:pPr>
+        <w:ind w:left="3600" w:hanging="360"/>
+      </w:pPr>
+      <w:rPr>
+        <w:u w:val="none"/>
+      </w:rPr>
+    </w:lvl>
+    <w:lvl w:ilvl="5">
+      <w:start w:val="1"/>
+      <w:numFmt w:val="lowerRoman"/>
+      <w:lvlText w:val="%6."/>
+      <w:lvlJc w:val="left"/>
+      <w:pPr>
+        <w:ind w:left="4320" w:hanging="360"/>
+      </w:pPr>
+      <w:rPr>
+        <w:u w:val="none"/>
+      </w:rPr>
+    </w:lvl>
+    <w:lvl w:ilvl="6">
+      <w:start w:val="1"/>
+      <w:numFmt w:val="decimal"/>
+      <w:lvlText w:val="%7."/>
+      <w:lvlJc w:val="left"/>
+      <w:pPr>
+        <w:ind w:left="5040" w:hanging="360"/>
+      </w:pPr>
+      <w:rPr>
+        <w:u w:val="none"/>
+      </w:rPr>
+    </w:lvl>
+    <w:lvl w:ilvl="7">
+      <w:start w:val="1"/>
+      <w:numFmt w:val="lowerLetter"/>
+      <w:lvlText w:val="%8."/>
+      <w:lvlJc w:val="left"/>
+      <w:pPr>
+        <w:ind w:left="5760" w:hanging="360"/>
+      </w:pPr>
+      <w:rPr>
+        <w:u w:val="none"/>
+      </w:rPr>
+    </w:lvl>
+    <w:lvl w:ilvl="8">
+      <w:start w:val="1"/>
+      <w:numFmt w:val="lowerRoman"/>
+      <w:lvlText w:val="%9."/>
+      <w:lvlJc w:val="left"/>
+      <w:pPr>
+        <w:ind w:left="6480" w:hanging="360"/>
+      </w:pPr>
+      <w:rPr>
+        <w:u w:val="none"/>
+      </w:rPr>
+    </w:lvl>
+  </w:abstractNum>
+  <w:abstractNum w:abstractNumId="13" w15:restartNumberingAfterBreak="0">
     <w:nsid w:val="3D006C40"/>
     <w:multiLevelType w:val="multilevel"/>
     <w:tmpl w:val="3C304650"/>
@@ -17452,7 +19933,7 @@
       </w:rPr>
     </w:lvl>
   </w:abstractNum>
-  <w:abstractNum w:abstractNumId="6" w15:restartNumberingAfterBreak="0">
+  <w:abstractNum w:abstractNumId="14" w15:restartNumberingAfterBreak="0">
     <w:nsid w:val="3F387659"/>
     <w:multiLevelType w:val="hybridMultilevel"/>
     <w:tmpl w:val="DA941EDE"/>
@@ -17565,7 +20046,120 @@
       </w:rPr>
     </w:lvl>
   </w:abstractNum>
-  <w:abstractNum w:abstractNumId="7" w15:restartNumberingAfterBreak="0">
+  <w:abstractNum w:abstractNumId="15" w15:restartNumberingAfterBreak="0">
+    <w:nsid w:val="40DC6860"/>
+    <w:multiLevelType w:val="multilevel"/>
+    <w:tmpl w:val="0E3EAFA8"/>
+    <w:lvl w:ilvl="0">
+      <w:start w:val="1"/>
+      <w:numFmt w:val="decimal"/>
+      <w:lvlText w:val="%1."/>
+      <w:lvlJc w:val="left"/>
+      <w:pPr>
+        <w:ind w:left="720" w:hanging="360"/>
+      </w:pPr>
+      <w:rPr>
+        <w:u w:val="none"/>
+      </w:rPr>
+    </w:lvl>
+    <w:lvl w:ilvl="1">
+      <w:start w:val="1"/>
+      <w:numFmt w:val="lowerLetter"/>
+      <w:lvlText w:val="%2."/>
+      <w:lvlJc w:val="left"/>
+      <w:pPr>
+        <w:ind w:left="1440" w:hanging="360"/>
+      </w:pPr>
+      <w:rPr>
+        <w:u w:val="none"/>
+      </w:rPr>
+    </w:lvl>
+    <w:lvl w:ilvl="2">
+      <w:start w:val="1"/>
+      <w:numFmt w:val="lowerRoman"/>
+      <w:lvlText w:val="%3."/>
+      <w:lvlJc w:val="left"/>
+      <w:pPr>
+        <w:ind w:left="2160" w:hanging="360"/>
+      </w:pPr>
+      <w:rPr>
+        <w:u w:val="none"/>
+      </w:rPr>
+    </w:lvl>
+    <w:lvl w:ilvl="3">
+      <w:start w:val="1"/>
+      <w:numFmt w:val="decimal"/>
+      <w:lvlText w:val="%4."/>
+      <w:lvlJc w:val="left"/>
+      <w:pPr>
+        <w:ind w:left="2880" w:hanging="360"/>
+      </w:pPr>
+      <w:rPr>
+        <w:u w:val="none"/>
+      </w:rPr>
+    </w:lvl>
+    <w:lvl w:ilvl="4">
+      <w:start w:val="1"/>
+      <w:numFmt w:val="lowerLetter"/>
+      <w:lvlText w:val="%5."/>
+      <w:lvlJc w:val="left"/>
+      <w:pPr>
+        <w:ind w:left="3600" w:hanging="360"/>
+      </w:pPr>
+      <w:rPr>
+        <w:u w:val="none"/>
+      </w:rPr>
+    </w:lvl>
+    <w:lvl w:ilvl="5">
+      <w:start w:val="1"/>
+      <w:numFmt w:val="lowerRoman"/>
+      <w:lvlText w:val="%6."/>
+      <w:lvlJc w:val="left"/>
+      <w:pPr>
+        <w:ind w:left="4320" w:hanging="360"/>
+      </w:pPr>
+      <w:rPr>
+        <w:u w:val="none"/>
+      </w:rPr>
+    </w:lvl>
+    <w:lvl w:ilvl="6">
+      <w:start w:val="1"/>
+      <w:numFmt w:val="decimal"/>
+      <w:lvlText w:val="%7."/>
+      <w:lvlJc w:val="left"/>
+      <w:pPr>
+        <w:ind w:left="5040" w:hanging="360"/>
+      </w:pPr>
+      <w:rPr>
+        <w:u w:val="none"/>
+      </w:rPr>
+    </w:lvl>
+    <w:lvl w:ilvl="7">
+      <w:start w:val="1"/>
+      <w:numFmt w:val="lowerLetter"/>
+      <w:lvlText w:val="%8."/>
+      <w:lvlJc w:val="left"/>
+      <w:pPr>
+        <w:ind w:left="5760" w:hanging="360"/>
+      </w:pPr>
+      <w:rPr>
+        <w:u w:val="none"/>
+      </w:rPr>
+    </w:lvl>
+    <w:lvl w:ilvl="8">
+      <w:start w:val="1"/>
+      <w:numFmt w:val="lowerRoman"/>
+      <w:lvlText w:val="%9."/>
+      <w:lvlJc w:val="left"/>
+      <w:pPr>
+        <w:ind w:left="6480" w:hanging="360"/>
+      </w:pPr>
+      <w:rPr>
+        <w:u w:val="none"/>
+      </w:rPr>
+    </w:lvl>
+  </w:abstractNum>
+  <w:abstractNum w:abstractNumId="16" w15:restartNumberingAfterBreak="0">
     <w:nsid w:val="41A50705"/>
     <w:multiLevelType w:val="hybridMultilevel"/>
     <w:tmpl w:val="FAC6026C"/>
@@ -17678,7 +20272,346 @@
       </w:rPr>
     </w:lvl>
   </w:abstractNum>
-  <w:abstractNum w:abstractNumId="8" w15:restartNumberingAfterBreak="0">
+  <w:abstractNum w:abstractNumId="17" w15:restartNumberingAfterBreak="0">
+    <w:nsid w:val="48FB0B07"/>
+    <w:multiLevelType w:val="multilevel"/>
+    <w:tmpl w:val="5C0C94CE"/>
+    <w:lvl w:ilvl="0">
+      <w:start w:val="1"/>
+      <w:numFmt w:val="decimal"/>
+      <w:lvlText w:val="%1."/>
+      <w:lvlJc w:val="left"/>
+      <w:pPr>
+        <w:ind w:left="720" w:hanging="360"/>
+      </w:pPr>
+      <w:rPr>
+        <w:u w:val="none"/>
+      </w:rPr>
+    </w:lvl>
+    <w:lvl w:ilvl="1">
+      <w:start w:val="1"/>
+      <w:numFmt w:val="lowerLetter"/>
+      <w:lvlText w:val="%2."/>
+      <w:lvlJc w:val="left"/>
+      <w:pPr>
+        <w:ind w:left="1440" w:hanging="360"/>
+      </w:pPr>
+      <w:rPr>
+        <w:u w:val="none"/>
+      </w:rPr>
+    </w:lvl>
+    <w:lvl w:ilvl="2">
+      <w:start w:val="1"/>
+      <w:numFmt w:val="lowerRoman"/>
+      <w:lvlText w:val="%3."/>
+      <w:lvlJc w:val="left"/>
+      <w:pPr>
+        <w:ind w:left="2160" w:hanging="360"/>
+      </w:pPr>
+      <w:rPr>
+        <w:u w:val="none"/>
+      </w:rPr>
+    </w:lvl>
+    <w:lvl w:ilvl="3">
+      <w:start w:val="1"/>
+      <w:numFmt w:val="decimal"/>
+      <w:lvlText w:val="%4."/>
+      <w:lvlJc w:val="left"/>
+      <w:pPr>
+        <w:ind w:left="2880" w:hanging="360"/>
+      </w:pPr>
+      <w:rPr>
+        <w:u w:val="none"/>
+      </w:rPr>
+    </w:lvl>
+    <w:lvl w:ilvl="4">
+      <w:start w:val="1"/>
+      <w:numFmt w:val="lowerLetter"/>
+      <w:lvlText w:val="%5."/>
+      <w:lvlJc w:val="left"/>
+      <w:pPr>
+        <w:ind w:left="3600" w:hanging="360"/>
+      </w:pPr>
+      <w:rPr>
+        <w:u w:val="none"/>
+      </w:rPr>
+    </w:lvl>
+    <w:lvl w:ilvl="5">
+      <w:start w:val="1"/>
+      <w:numFmt w:val="lowerRoman"/>
+      <w:lvlText w:val="%6."/>
+      <w:lvlJc w:val="left"/>
+      <w:pPr>
+        <w:ind w:left="4320" w:hanging="360"/>
+      </w:pPr>
+      <w:rPr>
+        <w:u w:val="none"/>
+      </w:rPr>
+    </w:lvl>
+    <w:lvl w:ilvl="6">
+      <w:start w:val="1"/>
+      <w:numFmt w:val="decimal"/>
+      <w:lvlText w:val="%7."/>
+      <w:lvlJc w:val="left"/>
+      <w:pPr>
+        <w:ind w:left="5040" w:hanging="360"/>
+      </w:pPr>
+      <w:rPr>
+        <w:u w:val="none"/>
+      </w:rPr>
+    </w:lvl>
+    <w:lvl w:ilvl="7">
+      <w:start w:val="1"/>
+      <w:numFmt w:val="lowerLetter"/>
+      <w:lvlText w:val="%8."/>
+      <w:lvlJc w:val="left"/>
+      <w:pPr>
+        <w:ind w:left="5760" w:hanging="360"/>
+      </w:pPr>
+      <w:rPr>
+        <w:u w:val="none"/>
+      </w:rPr>
+    </w:lvl>
+    <w:lvl w:ilvl="8">
+      <w:start w:val="1"/>
+      <w:numFmt w:val="lowerRoman"/>
+      <w:lvlText w:val="%9."/>
+      <w:lvlJc w:val="left"/>
+      <w:pPr>
+        <w:ind w:left="6480" w:hanging="360"/>
+      </w:pPr>
+      <w:rPr>
+        <w:u w:val="none"/>
+      </w:rPr>
+    </w:lvl>
+  </w:abstractNum>
+  <w:abstractNum w:abstractNumId="18" w15:restartNumberingAfterBreak="0">
+    <w:nsid w:val="49381E1C"/>
+    <w:multiLevelType w:val="multilevel"/>
+    <w:tmpl w:val="9CE22C74"/>
+    <w:lvl w:ilvl="0">
+      <w:start w:val="1"/>
+      <w:numFmt w:val="decimal"/>
+      <w:lvlText w:val="%1."/>
+      <w:lvlJc w:val="left"/>
+      <w:pPr>
+        <w:ind w:left="720" w:hanging="360"/>
+      </w:pPr>
+      <w:rPr>
+        <w:u w:val="none"/>
+      </w:rPr>
+    </w:lvl>
+    <w:lvl w:ilvl="1">
+      <w:start w:val="1"/>
+      <w:numFmt w:val="lowerLetter"/>
+      <w:lvlText w:val="%2."/>
+      <w:lvlJc w:val="left"/>
+      <w:pPr>
+        <w:ind w:left="1440" w:hanging="360"/>
+      </w:pPr>
+      <w:rPr>
+        <w:u w:val="none"/>
+      </w:rPr>
+    </w:lvl>
+    <w:lvl w:ilvl="2">
+      <w:start w:val="1"/>
+      <w:numFmt w:val="lowerRoman"/>
+      <w:lvlText w:val="%3."/>
+      <w:lvlJc w:val="left"/>
+      <w:pPr>
+        <w:ind w:left="2160" w:hanging="360"/>
+      </w:pPr>
+      <w:rPr>
+        <w:u w:val="none"/>
+      </w:rPr>
+    </w:lvl>
+    <w:lvl w:ilvl="3">
+      <w:start w:val="1"/>
+      <w:numFmt w:val="decimal"/>
+      <w:lvlText w:val="%4."/>
+      <w:lvlJc w:val="left"/>
+      <w:pPr>
+        <w:ind w:left="2880" w:hanging="360"/>
+      </w:pPr>
+      <w:rPr>
+        <w:u w:val="none"/>
+      </w:rPr>
+    </w:lvl>
+    <w:lvl w:ilvl="4">
+      <w:start w:val="1"/>
+      <w:numFmt w:val="lowerLetter"/>
+      <w:lvlText w:val="%5."/>
+      <w:lvlJc w:val="left"/>
+      <w:pPr>
+        <w:ind w:left="3600" w:hanging="360"/>
+      </w:pPr>
+      <w:rPr>
+        <w:u w:val="none"/>
+      </w:rPr>
+    </w:lvl>
+    <w:lvl w:ilvl="5">
+      <w:start w:val="1"/>
+      <w:numFmt w:val="lowerRoman"/>
+      <w:lvlText w:val="%6."/>
+      <w:lvlJc w:val="left"/>
+      <w:pPr>
+        <w:ind w:left="4320" w:hanging="360"/>
+      </w:pPr>
+      <w:rPr>
+        <w:u w:val="none"/>
+      </w:rPr>
+    </w:lvl>
+    <w:lvl w:ilvl="6">
+      <w:start w:val="1"/>
+      <w:numFmt w:val="decimal"/>
+      <w:lvlText w:val="%7."/>
+      <w:lvlJc w:val="left"/>
+      <w:pPr>
+        <w:ind w:left="5040" w:hanging="360"/>
+      </w:pPr>
+      <w:rPr>
+        <w:u w:val="none"/>
+      </w:rPr>
+    </w:lvl>
+    <w:lvl w:ilvl="7">
+      <w:start w:val="1"/>
+      <w:numFmt w:val="lowerLetter"/>
+      <w:lvlText w:val="%8."/>
+      <w:lvlJc w:val="left"/>
+      <w:pPr>
+        <w:ind w:left="5760" w:hanging="360"/>
+      </w:pPr>
+      <w:rPr>
+        <w:u w:val="none"/>
+      </w:rPr>
+    </w:lvl>
+    <w:lvl w:ilvl="8">
+      <w:start w:val="1"/>
+      <w:numFmt w:val="lowerRoman"/>
+      <w:lvlText w:val="%9."/>
+      <w:lvlJc w:val="left"/>
+      <w:pPr>
+        <w:ind w:left="6480" w:hanging="360"/>
+      </w:pPr>
+      <w:rPr>
+        <w:u w:val="none"/>
+      </w:rPr>
+    </w:lvl>
+  </w:abstractNum>
+  <w:abstractNum w:abstractNumId="19" w15:restartNumberingAfterBreak="0">
+    <w:nsid w:val="4ABA7E68"/>
+    <w:multiLevelType w:val="multilevel"/>
+    <w:tmpl w:val="83F82EAC"/>
+    <w:lvl w:ilvl="0">
+      <w:start w:val="1"/>
+      <w:numFmt w:val="decimal"/>
+      <w:lvlText w:val="%1."/>
+      <w:lvlJc w:val="left"/>
+      <w:pPr>
+        <w:ind w:left="720" w:hanging="360"/>
+      </w:pPr>
+      <w:rPr>
+        <w:u w:val="none"/>
+      </w:rPr>
+    </w:lvl>
+    <w:lvl w:ilvl="1">
+      <w:start w:val="1"/>
+      <w:numFmt w:val="lowerLetter"/>
+      <w:lvlText w:val="%2."/>
+      <w:lvlJc w:val="left"/>
+      <w:pPr>
+        <w:ind w:left="1440" w:hanging="360"/>
+      </w:pPr>
+      <w:rPr>
+        <w:u w:val="none"/>
+      </w:rPr>
+    </w:lvl>
+    <w:lvl w:ilvl="2">
+      <w:start w:val="1"/>
+      <w:numFmt w:val="lowerRoman"/>
+      <w:lvlText w:val="%3."/>
+      <w:lvlJc w:val="left"/>
+      <w:pPr>
+        <w:ind w:left="2160" w:hanging="360"/>
+      </w:pPr>
+      <w:rPr>
+        <w:u w:val="none"/>
+      </w:rPr>
+    </w:lvl>
+    <w:lvl w:ilvl="3">
+      <w:start w:val="1"/>
+      <w:numFmt w:val="decimal"/>
+      <w:lvlText w:val="%4."/>
+      <w:lvlJc w:val="left"/>
+      <w:pPr>
+        <w:ind w:left="2880" w:hanging="360"/>
+      </w:pPr>
+      <w:rPr>
+        <w:u w:val="none"/>
+      </w:rPr>
+    </w:lvl>
+    <w:lvl w:ilvl="4">
+      <w:start w:val="1"/>
+      <w:numFmt w:val="lowerLetter"/>
+      <w:lvlText w:val="%5."/>
+      <w:lvlJc w:val="left"/>
+      <w:pPr>
+        <w:ind w:left="3600" w:hanging="360"/>
+      </w:pPr>
+      <w:rPr>
+        <w:u w:val="none"/>
+      </w:rPr>
+    </w:lvl>
+    <w:lvl w:ilvl="5">
+      <w:start w:val="1"/>
+      <w:numFmt w:val="lowerRoman"/>
+      <w:lvlText w:val="%6."/>
+      <w:lvlJc w:val="left"/>
+      <w:pPr>
+        <w:ind w:left="4320" w:hanging="360"/>
+      </w:pPr>
+      <w:rPr>
+        <w:u w:val="none"/>
+      </w:rPr>
+    </w:lvl>
+    <w:lvl w:ilvl="6">
+      <w:start w:val="1"/>
+      <w:numFmt w:val="decimal"/>
+      <w:lvlText w:val="%7."/>
+      <w:lvlJc w:val="left"/>
+      <w:pPr>
+        <w:ind w:left="5040" w:hanging="360"/>
+      </w:pPr>
+      <w:rPr>
+        <w:u w:val="none"/>
+      </w:rPr>
+    </w:lvl>
+    <w:lvl w:ilvl="7">
+      <w:start w:val="1"/>
+      <w:numFmt w:val="lowerLetter"/>
+      <w:lvlText w:val="%8."/>
+      <w:lvlJc w:val="left"/>
+      <w:pPr>
+        <w:ind w:left="5760" w:hanging="360"/>
+      </w:pPr>
+      <w:rPr>
+        <w:u w:val="none"/>
+      </w:rPr>
+    </w:lvl>
+    <w:lvl w:ilvl="8">
+      <w:start w:val="1"/>
+      <w:numFmt w:val="lowerRoman"/>
+      <w:lvlText w:val="%9."/>
+      <w:lvlJc w:val="left"/>
+      <w:pPr>
+        <w:ind w:left="6480" w:hanging="360"/>
+      </w:pPr>
+      <w:rPr>
+        <w:u w:val="none"/>
+      </w:rPr>
+    </w:lvl>
+  </w:abstractNum>
+  <w:abstractNum w:abstractNumId="20" w15:restartNumberingAfterBreak="0">
     <w:nsid w:val="53300FC8"/>
     <w:multiLevelType w:val="hybridMultilevel"/>
     <w:tmpl w:val="6276B3F2"/>
@@ -17791,7 +20724,7 @@
       </w:rPr>
     </w:lvl>
   </w:abstractNum>
-  <w:abstractNum w:abstractNumId="9" w15:restartNumberingAfterBreak="0">
+  <w:abstractNum w:abstractNumId="21" w15:restartNumberingAfterBreak="0">
     <w:nsid w:val="58CA0D48"/>
     <w:multiLevelType w:val="multilevel"/>
     <w:tmpl w:val="16ECACC6"/>
@@ -17908,7 +20841,233 @@
       </w:pPr>
     </w:lvl>
   </w:abstractNum>
-  <w:abstractNum w:abstractNumId="10" w15:restartNumberingAfterBreak="0">
+  <w:abstractNum w:abstractNumId="22" w15:restartNumberingAfterBreak="0">
+    <w:nsid w:val="5CD63BD6"/>
+    <w:multiLevelType w:val="multilevel"/>
+    <w:tmpl w:val="9A088A82"/>
+    <w:lvl w:ilvl="0">
+      <w:start w:val="1"/>
+      <w:numFmt w:val="decimal"/>
+      <w:lvlText w:val="%1."/>
+      <w:lvlJc w:val="left"/>
+      <w:pPr>
+        <w:ind w:left="720" w:hanging="360"/>
+      </w:pPr>
+      <w:rPr>
+        <w:u w:val="none"/>
+      </w:rPr>
+    </w:lvl>
+    <w:lvl w:ilvl="1">
+      <w:start w:val="1"/>
+      <w:numFmt w:val="lowerLetter"/>
+      <w:lvlText w:val="%2."/>
+      <w:lvlJc w:val="left"/>
+      <w:pPr>
+        <w:ind w:left="1440" w:hanging="360"/>
+      </w:pPr>
+      <w:rPr>
+        <w:u w:val="none"/>
+      </w:rPr>
+    </w:lvl>
+    <w:lvl w:ilvl="2">
+      <w:start w:val="1"/>
+      <w:numFmt w:val="lowerRoman"/>
+      <w:lvlText w:val="%3."/>
+      <w:lvlJc w:val="left"/>
+      <w:pPr>
+        <w:ind w:left="2160" w:hanging="360"/>
+      </w:pPr>
+      <w:rPr>
+        <w:u w:val="none"/>
+      </w:rPr>
+    </w:lvl>
+    <w:lvl w:ilvl="3">
+      <w:start w:val="1"/>
+      <w:numFmt w:val="decimal"/>
+      <w:lvlText w:val="%4."/>
+      <w:lvlJc w:val="left"/>
+      <w:pPr>
+        <w:ind w:left="2880" w:hanging="360"/>
+      </w:pPr>
+      <w:rPr>
+        <w:u w:val="none"/>
+      </w:rPr>
+    </w:lvl>
+    <w:lvl w:ilvl="4">
+      <w:start w:val="1"/>
+      <w:numFmt w:val="lowerLetter"/>
+      <w:lvlText w:val="%5."/>
+      <w:lvlJc w:val="left"/>
+      <w:pPr>
+        <w:ind w:left="3600" w:hanging="360"/>
+      </w:pPr>
+      <w:rPr>
+        <w:u w:val="none"/>
+      </w:rPr>
+    </w:lvl>
+    <w:lvl w:ilvl="5">
+      <w:start w:val="1"/>
+      <w:numFmt w:val="lowerRoman"/>
+      <w:lvlText w:val="%6."/>
+      <w:lvlJc w:val="left"/>
+      <w:pPr>
+        <w:ind w:left="4320" w:hanging="360"/>
+      </w:pPr>
+      <w:rPr>
+        <w:u w:val="none"/>
+      </w:rPr>
+    </w:lvl>
+    <w:lvl w:ilvl="6">
+      <w:start w:val="1"/>
+      <w:numFmt w:val="decimal"/>
+      <w:lvlText w:val="%7."/>
+      <w:lvlJc w:val="left"/>
+      <w:pPr>
+        <w:ind w:left="5040" w:hanging="360"/>
+      </w:pPr>
+      <w:rPr>
+        <w:u w:val="none"/>
+      </w:rPr>
+    </w:lvl>
+    <w:lvl w:ilvl="7">
+      <w:start w:val="1"/>
+      <w:numFmt w:val="lowerLetter"/>
+      <w:lvlText w:val="%8."/>
+      <w:lvlJc w:val="left"/>
+      <w:pPr>
+        <w:ind w:left="5760" w:hanging="360"/>
+      </w:pPr>
+      <w:rPr>
+        <w:u w:val="none"/>
+      </w:rPr>
+    </w:lvl>
+    <w:lvl w:ilvl="8">
+      <w:start w:val="1"/>
+      <w:numFmt w:val="lowerRoman"/>
+      <w:lvlText w:val="%9."/>
+      <w:lvlJc w:val="left"/>
+      <w:pPr>
+        <w:ind w:left="6480" w:hanging="360"/>
+      </w:pPr>
+      <w:rPr>
+        <w:u w:val="none"/>
+      </w:rPr>
+    </w:lvl>
+  </w:abstractNum>
+  <w:abstractNum w:abstractNumId="23" w15:restartNumberingAfterBreak="0">
+    <w:nsid w:val="607C3AF4"/>
+    <w:multiLevelType w:val="multilevel"/>
+    <w:tmpl w:val="E4A89EB2"/>
+    <w:lvl w:ilvl="0">
+      <w:start w:val="1"/>
+      <w:numFmt w:val="decimal"/>
+      <w:lvlText w:val="%1."/>
+      <w:lvlJc w:val="left"/>
+      <w:pPr>
+        <w:ind w:left="720" w:hanging="360"/>
+      </w:pPr>
+      <w:rPr>
+        <w:u w:val="none"/>
+      </w:rPr>
+    </w:lvl>
+    <w:lvl w:ilvl="1">
+      <w:start w:val="1"/>
+      <w:numFmt w:val="lowerLetter"/>
+      <w:lvlText w:val="%2."/>
+      <w:lvlJc w:val="left"/>
+      <w:pPr>
+        <w:ind w:left="1440" w:hanging="360"/>
+      </w:pPr>
+      <w:rPr>
+        <w:u w:val="none"/>
+      </w:rPr>
+    </w:lvl>
+    <w:lvl w:ilvl="2">
+      <w:start w:val="1"/>
+      <w:numFmt w:val="lowerRoman"/>
+      <w:lvlText w:val="%3."/>
+      <w:lvlJc w:val="left"/>
+      <w:pPr>
+        <w:ind w:left="2160" w:hanging="360"/>
+      </w:pPr>
+      <w:rPr>
+        <w:u w:val="none"/>
+      </w:rPr>
+    </w:lvl>
+    <w:lvl w:ilvl="3">
+      <w:start w:val="1"/>
+      <w:numFmt w:val="decimal"/>
+      <w:lvlText w:val="%4."/>
+      <w:lvlJc w:val="left"/>
+      <w:pPr>
+        <w:ind w:left="2880" w:hanging="360"/>
+      </w:pPr>
+      <w:rPr>
+        <w:u w:val="none"/>
+      </w:rPr>
+    </w:lvl>
+    <w:lvl w:ilvl="4">
+      <w:start w:val="1"/>
+      <w:numFmt w:val="lowerLetter"/>
+      <w:lvlText w:val="%5."/>
+      <w:lvlJc w:val="left"/>
+      <w:pPr>
+        <w:ind w:left="3600" w:hanging="360"/>
+      </w:pPr>
+      <w:rPr>
+        <w:u w:val="none"/>
+      </w:rPr>
+    </w:lvl>
+    <w:lvl w:ilvl="5">
+      <w:start w:val="1"/>
+      <w:numFmt w:val="lowerRoman"/>
+      <w:lvlText w:val="%6."/>
+      <w:lvlJc w:val="left"/>
+      <w:pPr>
+        <w:ind w:left="4320" w:hanging="360"/>
+      </w:pPr>
+      <w:rPr>
+        <w:u w:val="none"/>
+      </w:rPr>
+    </w:lvl>
+    <w:lvl w:ilvl="6">
+      <w:start w:val="1"/>
+      <w:numFmt w:val="decimal"/>
+      <w:lvlText w:val="%7."/>
+      <w:lvlJc w:val="left"/>
+      <w:pPr>
+        <w:ind w:left="5040" w:hanging="360"/>
+      </w:pPr>
+      <w:rPr>
+        <w:u w:val="none"/>
+      </w:rPr>
+    </w:lvl>
+    <w:lvl w:ilvl="7">
+      <w:start w:val="1"/>
+      <w:numFmt w:val="lowerLetter"/>
+      <w:lvlText w:val="%8."/>
+      <w:lvlJc w:val="left"/>
+      <w:pPr>
+        <w:ind w:left="5760" w:hanging="360"/>
+      </w:pPr>
+      <w:rPr>
+        <w:u w:val="none"/>
+      </w:rPr>
+    </w:lvl>
+    <w:lvl w:ilvl="8">
+      <w:start w:val="1"/>
+      <w:numFmt w:val="lowerRoman"/>
+      <w:lvlText w:val="%9."/>
+      <w:lvlJc w:val="left"/>
+      <w:pPr>
+        <w:ind w:left="6480" w:hanging="360"/>
+      </w:pPr>
+      <w:rPr>
+        <w:u w:val="none"/>
+      </w:rPr>
+    </w:lvl>
+  </w:abstractNum>
+  <w:abstractNum w:abstractNumId="24" w15:restartNumberingAfterBreak="0">
     <w:nsid w:val="67172361"/>
     <w:multiLevelType w:val="hybridMultilevel"/>
     <w:tmpl w:val="E27AFE20"/>
@@ -18021,7 +21180,7 @@
       </w:rPr>
     </w:lvl>
   </w:abstractNum>
-  <w:abstractNum w:abstractNumId="11" w15:restartNumberingAfterBreak="0">
+  <w:abstractNum w:abstractNumId="25" w15:restartNumberingAfterBreak="0">
     <w:nsid w:val="6C13677A"/>
     <w:multiLevelType w:val="multilevel"/>
     <w:tmpl w:val="E8AA7332"/>
@@ -18170,7 +21329,7 @@
       </w:rPr>
     </w:lvl>
   </w:abstractNum>
-  <w:abstractNum w:abstractNumId="12" w15:restartNumberingAfterBreak="0">
+  <w:abstractNum w:abstractNumId="26" w15:restartNumberingAfterBreak="0">
     <w:nsid w:val="713E1DD3"/>
     <w:multiLevelType w:val="multilevel"/>
     <w:tmpl w:val="BBB6CEB0"/>
@@ -18319,7 +21478,7 @@
       </w:rPr>
     </w:lvl>
   </w:abstractNum>
-  <w:abstractNum w:abstractNumId="13" w15:restartNumberingAfterBreak="0">
+  <w:abstractNum w:abstractNumId="27" w15:restartNumberingAfterBreak="0">
     <w:nsid w:val="781C1A62"/>
     <w:multiLevelType w:val="multilevel"/>
     <w:tmpl w:val="8F8A3A66"/>
@@ -18464,7 +21623,120 @@
       </w:rPr>
     </w:lvl>
   </w:abstractNum>
-  <w:abstractNum w:abstractNumId="14" w15:restartNumberingAfterBreak="0">
+  <w:abstractNum w:abstractNumId="28" w15:restartNumberingAfterBreak="0">
+    <w:nsid w:val="78546E3D"/>
+    <w:multiLevelType w:val="multilevel"/>
+    <w:tmpl w:val="DB3ADA5E"/>
+    <w:lvl w:ilvl="0">
+      <w:start w:val="1"/>
+      <w:numFmt w:val="decimal"/>
+      <w:lvlText w:val="%1."/>
+      <w:lvlJc w:val="left"/>
+      <w:pPr>
+        <w:ind w:left="720" w:hanging="360"/>
+      </w:pPr>
+      <w:rPr>
+        <w:u w:val="none"/>
+      </w:rPr>
+    </w:lvl>
+    <w:lvl w:ilvl="1">
+      <w:start w:val="1"/>
+      <w:numFmt w:val="lowerLetter"/>
+      <w:lvlText w:val="%2."/>
+      <w:lvlJc w:val="left"/>
+      <w:pPr>
+        <w:ind w:left="1440" w:hanging="360"/>
+      </w:pPr>
+      <w:rPr>
+        <w:u w:val="none"/>
+      </w:rPr>
+    </w:lvl>
+    <w:lvl w:ilvl="2">
+      <w:start w:val="1"/>
+      <w:numFmt w:val="lowerRoman"/>
+      <w:lvlText w:val="%3."/>
+      <w:lvlJc w:val="left"/>
+      <w:pPr>
+        <w:ind w:left="2160" w:hanging="360"/>
+      </w:pPr>
+      <w:rPr>
+        <w:u w:val="none"/>
+      </w:rPr>
+    </w:lvl>
+    <w:lvl w:ilvl="3">
+      <w:start w:val="1"/>
+      <w:numFmt w:val="decimal"/>
+      <w:lvlText w:val="%4."/>
+      <w:lvlJc w:val="left"/>
+      <w:pPr>
+        <w:ind w:left="2880" w:hanging="360"/>
+      </w:pPr>
+      <w:rPr>
+        <w:u w:val="none"/>
+      </w:rPr>
+    </w:lvl>
+    <w:lvl w:ilvl="4">
+      <w:start w:val="1"/>
+      <w:numFmt w:val="lowerLetter"/>
+      <w:lvlText w:val="%5."/>
+      <w:lvlJc w:val="left"/>
+      <w:pPr>
+        <w:ind w:left="3600" w:hanging="360"/>
+      </w:pPr>
+      <w:rPr>
+        <w:u w:val="none"/>
+      </w:rPr>
+    </w:lvl>
+    <w:lvl w:ilvl="5">
+      <w:start w:val="1"/>
+      <w:numFmt w:val="lowerRoman"/>
+      <w:lvlText w:val="%6."/>
+      <w:lvlJc w:val="left"/>
+      <w:pPr>
+        <w:ind w:left="4320" w:hanging="360"/>
+      </w:pPr>
+      <w:rPr>
+        <w:u w:val="none"/>
+      </w:rPr>
+    </w:lvl>
+    <w:lvl w:ilvl="6">
+      <w:start w:val="1"/>
+      <w:numFmt w:val="decimal"/>
+      <w:lvlText w:val="%7."/>
+      <w:lvlJc w:val="left"/>
+      <w:pPr>
+        <w:ind w:left="5040" w:hanging="360"/>
+      </w:pPr>
+      <w:rPr>
+        <w:u w:val="none"/>
+      </w:rPr>
+    </w:lvl>
+    <w:lvl w:ilvl="7">
+      <w:start w:val="1"/>
+      <w:numFmt w:val="lowerLetter"/>
+      <w:lvlText w:val="%8."/>
+      <w:lvlJc w:val="left"/>
+      <w:pPr>
+        <w:ind w:left="5760" w:hanging="360"/>
+      </w:pPr>
+      <w:rPr>
+        <w:u w:val="none"/>
+      </w:rPr>
+    </w:lvl>
+    <w:lvl w:ilvl="8">
+      <w:start w:val="1"/>
+      <w:numFmt w:val="lowerRoman"/>
+      <w:lvlText w:val="%9."/>
+      <w:lvlJc w:val="left"/>
+      <w:pPr>
+        <w:ind w:left="6480" w:hanging="360"/>
+      </w:pPr>
+      <w:rPr>
+        <w:u w:val="none"/>
+      </w:rPr>
+    </w:lvl>
+  </w:abstractNum>
+  <w:abstractNum w:abstractNumId="29" w15:restartNumberingAfterBreak="0">
     <w:nsid w:val="79811693"/>
     <w:multiLevelType w:val="hybridMultilevel"/>
     <w:tmpl w:val="9258B6C6"/>
@@ -18577,7 +21849,120 @@
       </w:rPr>
     </w:lvl>
   </w:abstractNum>
-  <w:abstractNum w:abstractNumId="15" w15:restartNumberingAfterBreak="0">
+  <w:abstractNum w:abstractNumId="30" w15:restartNumberingAfterBreak="0">
+    <w:nsid w:val="7A38773E"/>
+    <w:multiLevelType w:val="multilevel"/>
+    <w:tmpl w:val="C6D8F0CC"/>
+    <w:lvl w:ilvl="0">
+      <w:start w:val="1"/>
+      <w:numFmt w:val="decimal"/>
+      <w:lvlText w:val="%1."/>
+      <w:lvlJc w:val="left"/>
+      <w:pPr>
+        <w:ind w:left="720" w:hanging="360"/>
+      </w:pPr>
+      <w:rPr>
+        <w:u w:val="none"/>
+      </w:rPr>
+    </w:lvl>
+    <w:lvl w:ilvl="1">
+      <w:start w:val="1"/>
+      <w:numFmt w:val="lowerLetter"/>
+      <w:lvlText w:val="%2."/>
+      <w:lvlJc w:val="left"/>
+      <w:pPr>
+        <w:ind w:left="1440" w:hanging="360"/>
+      </w:pPr>
+      <w:rPr>
+        <w:u w:val="none"/>
+      </w:rPr>
+    </w:lvl>
+    <w:lvl w:ilvl="2">
+      <w:start w:val="1"/>
+      <w:numFmt w:val="lowerRoman"/>
+      <w:lvlText w:val="%3."/>
+      <w:lvlJc w:val="left"/>
+      <w:pPr>
+        <w:ind w:left="2160" w:hanging="360"/>
+      </w:pPr>
+      <w:rPr>
+        <w:u w:val="none"/>
+      </w:rPr>
+    </w:lvl>
+    <w:lvl w:ilvl="3">
+      <w:start w:val="1"/>
+      <w:numFmt w:val="decimal"/>
+      <w:lvlText w:val="%4."/>
+      <w:lvlJc w:val="left"/>
+      <w:pPr>
+        <w:ind w:left="2880" w:hanging="360"/>
+      </w:pPr>
+      <w:rPr>
+        <w:u w:val="none"/>
+      </w:rPr>
+    </w:lvl>
+    <w:lvl w:ilvl="4">
+      <w:start w:val="1"/>
+      <w:numFmt w:val="lowerLetter"/>
+      <w:lvlText w:val="%5."/>
+      <w:lvlJc w:val="left"/>
+      <w:pPr>
+        <w:ind w:left="3600" w:hanging="360"/>
+      </w:pPr>
+      <w:rPr>
+        <w:u w:val="none"/>
+      </w:rPr>
+    </w:lvl>
+    <w:lvl w:ilvl="5">
+      <w:start w:val="1"/>
+      <w:numFmt w:val="lowerRoman"/>
+      <w:lvlText w:val="%6."/>
+      <w:lvlJc w:val="left"/>
+      <w:pPr>
+        <w:ind w:left="4320" w:hanging="360"/>
+      </w:pPr>
+      <w:rPr>
+        <w:u w:val="none"/>
+      </w:rPr>
+    </w:lvl>
+    <w:lvl w:ilvl="6">
+      <w:start w:val="1"/>
+      <w:numFmt w:val="decimal"/>
+      <w:lvlText w:val="%7."/>
+      <w:lvlJc w:val="left"/>
+      <w:pPr>
+        <w:ind w:left="5040" w:hanging="360"/>
+      </w:pPr>
+      <w:rPr>
+        <w:u w:val="none"/>
+      </w:rPr>
+    </w:lvl>
+    <w:lvl w:ilvl="7">
+      <w:start w:val="1"/>
+      <w:numFmt w:val="lowerLetter"/>
+      <w:lvlText w:val="%8."/>
+      <w:lvlJc w:val="left"/>
+      <w:pPr>
+        <w:ind w:left="5760" w:hanging="360"/>
+      </w:pPr>
+      <w:rPr>
+        <w:u w:val="none"/>
+      </w:rPr>
+    </w:lvl>
+    <w:lvl w:ilvl="8">
+      <w:start w:val="1"/>
+      <w:numFmt w:val="lowerRoman"/>
+      <w:lvlText w:val="%9."/>
+      <w:lvlJc w:val="left"/>
+      <w:pPr>
+        <w:ind w:left="6480" w:hanging="360"/>
+      </w:pPr>
+      <w:rPr>
+        <w:u w:val="none"/>
+      </w:rPr>
+    </w:lvl>
+  </w:abstractNum>
+  <w:abstractNum w:abstractNumId="31" w15:restartNumberingAfterBreak="0">
     <w:nsid w:val="7D11504C"/>
     <w:multiLevelType w:val="multilevel"/>
     <w:tmpl w:val="7DA6C60E"/>
@@ -18727,52 +22112,100 @@
     </w:lvl>
   </w:abstractNum>
   <w:num w:numId="1" w16cid:durableId="1756586649">
-    <w:abstractNumId w:val="9"/>
+    <w:abstractNumId w:val="21"/>
   </w:num>
   <w:num w:numId="2" w16cid:durableId="1584141354">
-    <w:abstractNumId w:val="2"/>
+    <w:abstractNumId w:val="8"/>
   </w:num>
   <w:num w:numId="3" w16cid:durableId="1990550774">
-    <w:abstractNumId w:val="4"/>
+    <w:abstractNumId w:val="11"/>
   </w:num>
   <w:num w:numId="4" w16cid:durableId="1828591831">
-    <w:abstractNumId w:val="13"/>
+    <w:abstractNumId w:val="27"/>
   </w:num>
   <w:num w:numId="5" w16cid:durableId="96759353">
-    <w:abstractNumId w:val="7"/>
+    <w:abstractNumId w:val="16"/>
   </w:num>
   <w:num w:numId="6" w16cid:durableId="1752045952">
-    <w:abstractNumId w:val="11"/>
+    <w:abstractNumId w:val="25"/>
   </w:num>
   <w:num w:numId="7" w16cid:durableId="396127198">
     <w:abstractNumId w:val="0"/>
   </w:num>
   <w:num w:numId="8" w16cid:durableId="305621898">
+    <w:abstractNumId w:val="14"/>
+  </w:num>
+  <w:num w:numId="9" w16cid:durableId="17509396">
+    <w:abstractNumId w:val="13"/>
+  </w:num>
+  <w:num w:numId="10" w16cid:durableId="1055294">
+    <w:abstractNumId w:val="29"/>
+  </w:num>
+  <w:num w:numId="11" w16cid:durableId="1318529778">
+    <w:abstractNumId w:val="31"/>
+  </w:num>
+  <w:num w:numId="12" w16cid:durableId="1103456127">
+    <w:abstractNumId w:val="20"/>
+  </w:num>
+  <w:num w:numId="13" w16cid:durableId="1789618107">
+    <w:abstractNumId w:val="10"/>
+  </w:num>
+  <w:num w:numId="14" w16cid:durableId="1826820329">
+    <w:abstractNumId w:val="24"/>
+  </w:num>
+  <w:num w:numId="15" w16cid:durableId="487861354">
+    <w:abstractNumId w:val="4"/>
+  </w:num>
+  <w:num w:numId="16" w16cid:durableId="1538081747">
+    <w:abstractNumId w:val="26"/>
+  </w:num>
+  <w:num w:numId="17" w16cid:durableId="1783064596">
+    <w:abstractNumId w:val="12"/>
+  </w:num>
+  <w:num w:numId="18" w16cid:durableId="606620440">
+    <w:abstractNumId w:val="1"/>
+  </w:num>
+  <w:num w:numId="19" w16cid:durableId="1248346825">
+    <w:abstractNumId w:val="15"/>
+  </w:num>
+  <w:num w:numId="20" w16cid:durableId="1385178760">
+    <w:abstractNumId w:val="19"/>
+  </w:num>
+  <w:num w:numId="21" w16cid:durableId="1347512882">
+    <w:abstractNumId w:val="30"/>
+  </w:num>
+  <w:num w:numId="22" w16cid:durableId="630477558">
+    <w:abstractNumId w:val="7"/>
+  </w:num>
+  <w:num w:numId="23" w16cid:durableId="1428500597">
+    <w:abstractNumId w:val="5"/>
+  </w:num>
+  <w:num w:numId="24" w16cid:durableId="102652342">
+    <w:abstractNumId w:val="9"/>
+  </w:num>
+  <w:num w:numId="25" w16cid:durableId="1810241718">
+    <w:abstractNumId w:val="18"/>
+  </w:num>
+  <w:num w:numId="26" w16cid:durableId="402606530">
+    <w:abstractNumId w:val="2"/>
+  </w:num>
+  <w:num w:numId="27" w16cid:durableId="252252041">
+    <w:abstractNumId w:val="22"/>
+  </w:num>
+  <w:num w:numId="28" w16cid:durableId="1350982458">
     <w:abstractNumId w:val="6"/>
   </w:num>
-  <w:num w:numId="9" w16cid:durableId="17509396">
-    <w:abstractNumId w:val="5"/>
+  <w:num w:numId="29" w16cid:durableId="727337918">
+    <w:abstractNumId w:val="23"/>
   </w:num>
-  <w:num w:numId="10" w16cid:durableId="1055294">
-    <w:abstractNumId w:val="14"/>
-  </w:num>
-  <w:num w:numId="11" w16cid:durableId="1318529778">
-    <w:abstractNumId w:val="15"/>
-  </w:num>
-  <w:num w:numId="12" w16cid:durableId="1103456127">
-    <w:abstractNumId w:val="8"/>
-  </w:num>
-  <w:num w:numId="13" w16cid:durableId="1789618107">
+  <w:num w:numId="30" w16cid:durableId="1048913425">
     <w:abstractNumId w:val="3"/>
   </w:num>
-  <w:num w:numId="14" w16cid:durableId="1826820329">
-    <w:abstractNumId w:val="10"/>
+  <w:num w:numId="31" w16cid:durableId="936863817">
+    <w:abstractNumId w:val="28"/>
   </w:num>
-  <w:num w:numId="15" w16cid:durableId="487861354">
-    <w:abstractNumId w:val="1"/>
-  </w:num>
-  <w:num w:numId="16" w16cid:durableId="1538081747">
-    <w:abstractNumId w:val="12"/>
+  <w:num w:numId="32" w16cid:durableId="1901597590">
+    <w:abstractNumId w:val="17"/>
   </w:num>
 </w:numbering>
 </file>
